--- a/zh-CN/docs/report.docx
+++ b/zh-CN/docs/report.docx
@@ -6505,7 +6505,7 @@
         </w:r>
       </w:hyperlink>
       <w:r>
-        <w:t xml:space="preserve">区分了发布者提供的 MD5 预期值和本地已完成的检查。状态表是带日期的快照，并不表示所有文件都已下载完成。文件大小一致不足以证明文件完整；压缩源文件的校验和也不能标识解压后的 FASTQ 字节。</w:t>
+        <w:t xml:space="preserve">列出了全部 91 个源文件的 MD5 和检查日期。75 个文件与发布者 MD5 一致；另外 16 个通过了完整性检查，并记录了本地计算的 MD5。这些 MD5 对应下载的 gzip/BAM 文件，未压缩 FASTQ 需另行计算校验和。</w:t>
       </w:r>
     </w:p>
     <w:p>

--- a/zh-CN/docs/report.docx
+++ b/zh-CN/docs/report.docx
@@ -15,7 +15,7 @@
         <w:pStyle w:val="Normal"/>
       </w:pPr>
       <w:r>
-        <w:t xml:space="preserve">数据集版本 1.1.0 · 2026 年 10 月 20 日</w:t>
+        <w:t xml:space="preserve">数据集版本 1.2.0 · 2026 年 10 月 27 日</w:t>
       </w:r>
     </w:p>
     <w:p>
@@ -218,7 +218,7 @@
         <w:pStyle w:val="Normal"/>
       </w:pPr>
       <w:r>
-        <w:t xml:space="preserve">固定截止日为 2026 年 9 月 30 日。存量包含 2026 年 10 月 1 日以前所有首次公开的记录；年度增量覆盖 2025 年 10 月 1 日至 2026 年 9 月 30 日。已验证的快照于 2026 年 10 月 9 日获取。运行数量反映归档单位；报告的碱基数反映声明的序列量；已知的独立研究数则表示研究覆盖广度。公开日期不等同于测序/碱基识别日期，且不同类别的研究数不能相加。</w:t>
+        <w:t xml:space="preserve">固定截止日为 2026 年 9 月 30 日。存量包含 2026 年 10 月 1 日以前所有首次公开的记录；年度增量覆盖 2025 年 10 月 1 日至 2026 年 9 月 30 日。已验证的快照于 2026 年 10 月 9 日获取。RUN数量反映归档单位；报告的碱基数反映声明的序列量；已知的独立研究数则表示研究覆盖广度。公开日期不等同于测序/碱基识别日期，且不同类别的研究数不能相加。</w:t>
       </w:r>
       <w:hyperlink r:id="rId1">
         <w:r>
@@ -271,7 +271,7 @@
               <w:pStyle w:val="TableText"/>
             </w:pPr>
             <w:r>
-              <w:t xml:space="preserve">运行数</w:t>
+              <w:t xml:space="preserve">RUN数</w:t>
             </w:r>
           </w:p>
         </w:tc>
@@ -313,7 +313,7 @@
               <w:pStyle w:val="TableText"/>
             </w:pPr>
             <w:r>
-              <w:t xml:space="preserve">生物名称和运行数缺失</w:t>
+              <w:t xml:space="preserve">生物名称和RUN数缺失</w:t>
             </w:r>
           </w:p>
         </w:tc>
@@ -464,7 +464,7 @@
         <w:pStyle w:val="Normal"/>
       </w:pPr>
       <w:r>
-        <w:t xml:space="preserve">存量中有 378 个碱基数缺失/无效条目，以及 1,939,374 个报告为零碱基的测序运行；年度增量中有 400,864 个零碱基测序运行。存量中 359,717次测序运行缺少研究标签，年度增量中则有 684 个。存量测序运行有 3.82% 缺少生物名称，年度增量测序运行有 23.18% 缺少生物名称；排名旁仍显示缺失物种名的比例。确切总量和字段分布见</w:t>
+        <w:t xml:space="preserve">存量中有 378 个碱基数缺失/无效条目，以及 1,939,374 个报告为零碱基的测序RUN；年度增量中有 400,864 个零碱基测序RUN。存量中 359,717次测序RUN缺少研究标签，年度增量中则有 684 个。存量测序RUN有 3.82% 缺少生物名称，年度增量测序RUN有 23.18% 缺少生物名称；排名旁仍显示缺失物种名的比例。确切总量和字段分布见</w:t>
       </w:r>
       <w:hyperlink r:id="rId2">
         <w:r>
@@ -528,7 +528,7 @@
               <w:pStyle w:val="TableText"/>
             </w:pPr>
             <w:r>
-              <w:t xml:space="preserve">存量运行数</w:t>
+              <w:t xml:space="preserve">存量RUN数</w:t>
             </w:r>
           </w:p>
         </w:tc>
@@ -556,7 +556,7 @@
               <w:pStyle w:val="TableText"/>
             </w:pPr>
             <w:r>
-              <w:t xml:space="preserve">年度增量运行</w:t>
+              <w:t xml:space="preserve">年度增量RUN</w:t>
             </w:r>
           </w:p>
         </w:tc>
@@ -1421,7 +1421,7 @@
         <w:pStyle w:val="Normal"/>
       </w:pPr>
       <w:r>
-        <w:t xml:space="preserve">WGS 和 RNA-Seq 合计占报告碱基数的大部分；扩增子占存量测序运行的 41.52%，但只占碱基数的 4.66%。RAD/GBS 以及捕获/功能性文库也覆盖了有意义的研究范围。配对布局占存量测序运行的 77.08%，占碱基数的 91.19%。没有任何单一统计量能决定输入数量；运行数、碱基数和研究数分别回答不同问题。</w:t>
+        <w:t xml:space="preserve">WGS 和 RNA-Seq 合计占报告碱基数的大部分；扩增子占存量测序RUN的 41.52%，但只占碱基数的 4.66%。RAD/GBS 以及捕获/功能性文库也覆盖了有意义的研究范围。配对布局占存量测序RUN的 77.08%，占碱基数的 91.19%。没有任何单一统计量能决定输入数量；RUN数、碱基数和研究数分别回答不同问题。</w:t>
       </w:r>
     </w:p>
     <w:tbl>
@@ -1465,7 +1465,7 @@
               <w:pStyle w:val="TableText"/>
             </w:pPr>
             <w:r>
-              <w:t xml:space="preserve">存量运行份额</w:t>
+              <w:t xml:space="preserve">存量RUN份额</w:t>
             </w:r>
           </w:p>
         </w:tc>
@@ -2078,7 +2078,7 @@
         <w:pStyle w:val="Normal"/>
       </w:pPr>
       <w:r>
-        <w:t xml:space="preserve">原始平台标签分别保留，不能直接把 DNBSEQ/BGISEQ 计数称为厂商市场份额。结合平台、型号、来源和策略，可以区分 MiSeq 上的群落/基因组扩增子工作与高通量基因组/转录组工作。例如，MiSeq METAGENOMIC/AMPLICON 有 49,876 项研究、4,854,104 个存量测序运行；NovaSeq 6000 VIRAL RNA/AMPLICON 则有 142 项研究、4,287,045次测序运行。运行数相近并不表示需求覆盖面相同。数据集中于少数研究，或近期公开记录增加，都有助于判断平台是历史常用还是正在兴起。</w:t>
+        <w:t xml:space="preserve">原始平台标签分别保留，不能直接把 DNBSEQ/BGISEQ 计数称为厂商市场份额。结合平台、型号、来源和策略，可以区分 MiSeq 上的群落/基因组扩增子工作与高通量基因组/转录组工作。例如，MiSeq METAGENOMIC/AMPLICON 有 49,876 项研究、4,854,104 个存量测序RUN；NovaSeq 6000 VIRAL RNA/AMPLICON 则有 142 项研究、4,287,045次测序RUN。RUN数相近并不表示需求覆盖面相同。数据集中于少数研究，或近期公开记录增加，都有助于判断平台是历史常用还是正在兴起。</w:t>
       </w:r>
       <w:hyperlink r:id="rId3">
         <w:r>
@@ -2103,7 +2103,7 @@
         <w:pStyle w:val="Normal"/>
       </w:pPr>
       <w:r>
-        <w:t xml:space="preserve">保存的元数据提取结果中没有 library_selection 字段。另于 10 月 14 日单独获取的测序运行数显示，存量共 44,218,009次测序运行，年度增量共 5,872,258 个。存量中占比较高的标签为 pcr（36.99%）、random（18.75%）和 cdna（13.53%）；年度增量中分别为 38.45%、20.65% 和 13.15%。这些宽泛标签并不说明完整制备方式或文件的实测结构，也未与保存的碱基数/研究数统计合并分析。</w:t>
+        <w:t xml:space="preserve">保存的元数据提取结果中没有 library_selection 字段。另于 10 月 14 日单独获取的测序RUN数显示，存量共 44,218,009次测序RUN，年度增量共 5,872,258 个。存量中占比较高的标签为 pcr（36.99%）、random（18.75%）和 cdna（13.53%）；年度增量中分别为 38.45%、20.65% 和 13.15%。这些宽泛标签并不说明完整制备方式或文件的实测结构，也未与保存的碱基数/研究数统计合并分析。</w:t>
       </w:r>
       <w:hyperlink r:id="rId4">
         <w:r>
@@ -2209,7 +2209,7 @@
               <w:pStyle w:val="TableText"/>
             </w:pPr>
             <w:r>
-              <w:t xml:space="preserve">339,790次公开运行；总运行数1,352,228。</w:t>
+              <w:t xml:space="preserve">339,790次公开RUN；总RUN数1,352,228。</w:t>
             </w:r>
           </w:p>
         </w:tc>
@@ -2253,7 +2253,7 @@
               <w:pStyle w:val="TableText"/>
             </w:pPr>
             <w:r>
-              <w:t xml:space="preserve">明确列出 样本数/实验数/运行数；T1：393,676次运行；BGISEQ500：244,358；G400：114,987；T7：74,348；NovaSeq 6000：84,521。</w:t>
+              <w:t xml:space="preserve">明确列出 样本数/实验数/RUN数；T1：393,676次RUN；BGISEQ500：244,358；G400：114,987；T7：74,348；NovaSeq 6000：84,521。</w:t>
             </w:r>
           </w:p>
         </w:tc>
@@ -2297,7 +2297,7 @@
               <w:pStyle w:val="TableText"/>
             </w:pPr>
             <w:r>
-              <w:t xml:space="preserve">GSA 有965,023次归档运行；GSA-Human 有1,248,968次。已发布的开放数据集分别为11,174和1,168个。</w:t>
+              <w:t xml:space="preserve">GSA 有965,023次归档RUN；GSA-Human 有1,248,968次。已发布的开放数据集分别为11,174和1,168个。</w:t>
             </w:r>
           </w:p>
         </w:tc>
@@ -2310,7 +2310,7 @@
               <w:pStyle w:val="TableText"/>
             </w:pPr>
             <w:r>
-              <w:t xml:space="preserve">归档、公开、开放、受控等状态及数据集/运行等单位各不相同。全球提交数据。</w:t>
+              <w:t xml:space="preserve">归档、公开、开放、受控等状态及数据集/RUN等单位各不相同。全球提交数据。</w:t>
             </w:r>
           </w:p>
         </w:tc>
@@ -2341,7 +2341,7 @@
               <w:pStyle w:val="TableText"/>
             </w:pPr>
             <w:r>
-              <w:t xml:space="preserve">34,456,823次镜像运行。</w:t>
+              <w:t xml:space="preserve">34,456,823次镜像RUN。</w:t>
             </w:r>
           </w:p>
         </w:tc>
@@ -2443,7 +2443,7 @@
         <w:t xml:space="preserve">临床与生殖用途</w:t>
       </w:r>
       <w:r>
-        <w:t xml:space="preserve">。CERTANIA 同时列出芯片和测序，因此不能把其整个生殖产品组合都视为读段数据需求。Annoroad 于 2026 年 4 月 15 日提交的招股草案显示，截至 2025 年 12 月 31 日，其无创产前检测（NIPT）和拷贝数测序（CNV-seq）解决方案已提供给 109 家医院和 15 家独立临床实验室。这些数字是服务机构数，不是年度检测数或 运行数。NIPT/CNV 描述的是应用用途；引用证据并未说明取样是全基因组还是靶向。NHS WGS、获认可的 Ion Torrent 实验室以及商业外显子组/NGS 检测则提供了其他实际用途证据。</w:t>
+        <w:t xml:space="preserve">。CERTANIA 同时列出芯片和测序，因此不能把其整个生殖产品组合都视为读段数据需求。Annoroad 于 2026 年 4 月 15 日提交的招股草案显示，截至 2025 年 12 月 31 日，其无创产前检测（NIPT）和拷贝数测序（CNV-seq）解决方案已提供给 109 家医院和 15 家独立临床实验室。这些数字是服务机构数，不是年度检测数或 RUN数。NIPT/CNV 描述的是应用用途；引用证据并未说明取样是全基因组还是靶向。NHS WGS、获认可的 Ion Torrent 实验室以及商业外显子组/NGS 检测则提供了其他实际用途证据。</w:t>
       </w:r>
       <w:hyperlink r:id="rId9">
         <w:r>
@@ -2947,7 +2947,7 @@
               <w:pStyle w:val="TableText"/>
             </w:pPr>
             <w:r>
-              <w:t xml:space="preserve">结合档案 运行数、报告碱基数、研究覆盖面和有记录的实际用途来判断；不会因为出现某个物种、厂商或用途名称，就自动为其单独增加文件。</w:t>
+              <w:t xml:space="preserve">结合档案 RUN数、报告碱基数、研究覆盖面和有记录的实际用途来判断；不会因为出现某个物种、厂商或用途名称，就自动为其单独增加文件。</w:t>
             </w:r>
           </w:p>
         </w:tc>
@@ -3009,7 +3009,7 @@
               <w:pStyle w:val="TableText"/>
             </w:pPr>
             <w:r>
-              <w:t xml:space="preserve">完整提交的一个测序运行或公开的厂商输出，都可能是合适的输入单位。应与相同任务、相同单位比较序列量；不要只为节省空间而偏选较小文件。</w:t>
+              <w:t xml:space="preserve">完整提交的一个测序RUN或公开的厂商输出，都可能是合适的输入单位。应与相同任务、相同单位比较序列量；不要只为节省空间而偏选较小文件。</w:t>
             </w:r>
           </w:p>
         </w:tc>
@@ -3195,7 +3195,7 @@
         </w:r>
       </w:hyperlink>
       <w:r>
-        <w:t xml:space="preserve">。建议参考序列：fa 编号 1 / GCF_000001405.39。</w:t>
+        <w:t xml:space="preserve">。建议参考序列：fa 编号 1 / GCF_000001405.40。</w:t>
       </w:r>
     </w:p>
     <w:p>
@@ -3247,7 +3247,7 @@
         </w:r>
       </w:hyperlink>
       <w:r>
-        <w:t xml:space="preserve">。建议参考序列：fa 编号 1 / GCF_000001405.39。</w:t>
+        <w:t xml:space="preserve">。建议参考序列：fa 编号 1 / GCF_000001405.40。</w:t>
       </w:r>
     </w:p>
     <w:p>
@@ -3279,7 +3279,7 @@
         <w:pStyle w:val="Normal"/>
       </w:pPr>
       <w:r>
-        <w:t xml:space="preserve">数量依据：报告序列量为 1,275.4 亿个碱基，落在该研究 8次有正产出的测序运行的范围内（共 9 条记录，其中 1 条总量为零）。</w:t>
+        <w:t xml:space="preserve">数量依据：报告序列量为 1,275.4 亿个碱基，落在该研究 8次有正产出的测序RUN的范围内（共 9 条记录，其中 1 条总量为零）。</w:t>
       </w:r>
     </w:p>
     <w:p>
@@ -3299,7 +3299,7 @@
         </w:r>
       </w:hyperlink>
       <w:r>
-        <w:t xml:space="preserve">。建议参考序列：fa 编号 1 / GCF_000001405.39。</w:t>
+        <w:t xml:space="preserve">。建议参考序列：fa 编号 1 / GCF_000001405.40。</w:t>
       </w:r>
     </w:p>
     <w:p>
@@ -3315,7 +3315,7 @@
         <w:pStyle w:val="Normal"/>
       </w:pPr>
       <w:r>
-        <w:t xml:space="preserve">这组数据代表常见的 Illumina 全基因组测序。输入是档案中完整的一次测序运行或泳道输出；实际使用者也可以把它作为独立于同一样本其他测序运行的文件接收和保存。其序列量接近来源研究的中间水平。</w:t>
+        <w:t xml:space="preserve">这组数据代表常见的 Illumina 全基因组测序。输入是档案中完整的一次测序RUN或泳道输出；实际使用者也可以把它作为独立于同一样本其他测序RUN的文件接收和保存。其序列量接近来源研究的中间水平。</w:t>
       </w:r>
     </w:p>
     <w:p>
@@ -3331,7 +3331,7 @@
         <w:pStyle w:val="Normal"/>
       </w:pPr>
       <w:r>
-        <w:t xml:space="preserve">数量依据：该数据报告 393.1 亿个碱基；来源研究中 24次可比测序运行的中位数为 354.8 亿个碱基，且这一数量处于 NovaSeq X 档案中正产出次测序运行的中间一半范围内。</w:t>
+        <w:t xml:space="preserve">数量依据：该数据报告 393.1 亿个碱基；来源研究中 24次可比测序RUN的中位数为 354.8 亿个碱基，且这一数量处于 NovaSeq X 档案中正产出次测序RUN的中间一半范围内。</w:t>
       </w:r>
     </w:p>
     <w:p>
@@ -3351,7 +3351,7 @@
         </w:r>
       </w:hyperlink>
       <w:r>
-        <w:t xml:space="preserve">。建议参考序列：fa 编号 1 / GCF_000001405.39。</w:t>
+        <w:t xml:space="preserve">。建议参考序列：fa 编号 1 / GCF_000001405.40。</w:t>
       </w:r>
     </w:p>
     <w:p>
@@ -3367,7 +3367,7 @@
         <w:pStyle w:val="Normal"/>
       </w:pPr>
       <w:r>
-        <w:t xml:space="preserve">这组数据在常规纳米孔和 PacBio 一致性读段之外，补充了人类超长基因组读段。来源研究明确采用了超长读段测序。这里使用完整测序运行，呈现真实的数据类型，而不是从文件中挑出特别长的读段另行拼成输入。</w:t>
+        <w:t xml:space="preserve">这组数据在常规纳米孔和 PacBio 一致性读段之外，补充了人类超长基因组读段。来源研究明确采用了超长读段测序。这里使用完整测序RUN，呈现真实的数据类型，而不是从文件中挑出特别长的读段另行拼成输入。</w:t>
       </w:r>
     </w:p>
     <w:p>
@@ -3383,7 +3383,7 @@
         <w:pStyle w:val="Normal"/>
       </w:pPr>
       <w:r>
-        <w:t xml:space="preserve">数量依据：该数据报告 491.8 亿个碱基；来源研究中 74次有正产出的测序运行的中位数为 516.5 亿个碱基（共 79 条记录，其中 5 条总量为零）。</w:t>
+        <w:t xml:space="preserve">数量依据：该数据报告 491.8 亿个碱基；来源研究中 74次有正产出的测序RUN的中位数为 516.5 亿个碱基（共 79 条记录，其中 5 条总量为零）。</w:t>
       </w:r>
     </w:p>
     <w:p>
@@ -3403,7 +3403,7 @@
         </w:r>
       </w:hyperlink>
       <w:r>
-        <w:t xml:space="preserve">。建议参考序列：fa 编号 1 / GCF_000001405.39。</w:t>
+        <w:t xml:space="preserve">。建议参考序列：fa 编号 1 / GCF_000001405.40。</w:t>
       </w:r>
     </w:p>
     <w:p>
@@ -3455,7 +3455,7 @@
         </w:r>
       </w:hyperlink>
       <w:r>
-        <w:t xml:space="preserve">。建议参考序列：fa 编号 1 / GCF_000001405.39。</w:t>
+        <w:t xml:space="preserve">。建议参考序列：fa 编号 1 / GCF_000001405.40。</w:t>
       </w:r>
     </w:p>
     <w:p>
@@ -3515,7 +3515,7 @@
         </w:r>
       </w:hyperlink>
       <w:r>
-        <w:t xml:space="preserve">。建议参考序列：fa 编号 1 / GCF_000001405.39。</w:t>
+        <w:t xml:space="preserve">。建议参考序列：fa 编号 1 / GCF_000001405.40。</w:t>
       </w:r>
     </w:p>
     <w:p>
@@ -3584,7 +3584,7 @@
         </w:r>
       </w:hyperlink>
       <w:r>
-        <w:t xml:space="preserve">。建议参考序列：fa 编号 1 / GCF_000001405.39。</w:t>
+        <w:t xml:space="preserve">。建议参考序列：fa 编号 1 / GCF_000001405.40。</w:t>
       </w:r>
     </w:p>
     <w:p>
@@ -3608,7 +3608,7 @@
             <w:color w:val="0563C1"/>
             <w:u w:val="single"/>
           </w:rPr>
-          <w:t xml:space="preserve">CNGB测序运行与实验的精确元数据</w:t>
+          <w:t xml:space="preserve">CNGB测序RUN与实验的精确元数据</w:t>
         </w:r>
       </w:hyperlink>
       <w:r>
@@ -3653,7 +3653,7 @@
         <w:pStyle w:val="Normal"/>
       </w:pPr>
       <w:r>
-        <w:t xml:space="preserve">数量依据：来源研究中有 38次 FFPE 外显子组测序运行，碱基数中位数为 56.5 亿。</w:t>
+        <w:t xml:space="preserve">数量依据：来源研究中有 38次 FFPE 外显子组测序RUN，碱基数中位数为 56.5 亿。</w:t>
       </w:r>
     </w:p>
     <w:p>
@@ -3673,7 +3673,7 @@
         </w:r>
       </w:hyperlink>
       <w:r>
-        <w:t xml:space="preserve">。建议参考序列：fa 编号 1 / GCF_000001405.39。</w:t>
+        <w:t xml:space="preserve">。建议参考序列：fa 编号 1 / GCF_000001405.40。</w:t>
       </w:r>
     </w:p>
     <w:p>
@@ -3689,7 +3689,7 @@
         <w:pStyle w:val="Normal"/>
       </w:pPr>
       <w:r>
-        <w:t xml:space="preserve">这组无 PCR 玉米文库代表常规作物重测序。其序列量接近该研究 513 个有产量记录文库的中间水平。SW1611测序运行的两个 FASTQ 端均已列入。建议的 B73 参考序列属于同一物种，但来自不同自交系。</w:t>
+        <w:t xml:space="preserve">这组无 PCR 玉米文库代表常规作物重测序。其序列量接近该研究 513 个有产量记录文库的中间水平。SW1611测序RUN的两个 FASTQ 端均已列入。建议的 B73 参考序列属于同一物种，但来自不同自交系。</w:t>
       </w:r>
     </w:p>
     <w:p>
@@ -3725,7 +3725,7 @@
         </w:r>
       </w:hyperlink>
       <w:r>
-        <w:t xml:space="preserve">。建议参考序列：fa 编号 10 / GCA_902167145.1。</w:t>
+        <w:t xml:space="preserve">。建议参考序列：fa 编号 10 / GCF_902167145.1。</w:t>
       </w:r>
     </w:p>
     <w:p>
@@ -3785,7 +3785,7 @@
             <w:color w:val="0563C1"/>
             <w:u w:val="single"/>
           </w:rPr>
-          <w:t xml:space="preserve">玉米测序运行数量及档案表示记录</w:t>
+          <w:t xml:space="preserve">玉米测序RUN数量及档案表示记录</w:t>
         </w:r>
       </w:hyperlink>
     </w:p>
@@ -3802,7 +3802,7 @@
         <w:pStyle w:val="Normal"/>
       </w:pPr>
       <w:r>
-        <w:t xml:space="preserve">这组人类扩增子测序运行展示了半导体仪器上的靶向测序。它与全基因组测序的取样范围不同，也与 Illumina/MGI 输入使用不同技术。其序列量接近同一研究中 133次可比测序运行的中间水平。</w:t>
+        <w:t xml:space="preserve">这组人类扩增子测序RUN展示了半导体仪器上的靶向测序。它与全基因组测序的取样范围不同，也与 Illumina/MGI 输入使用不同技术。其序列量接近同一研究中 133次可比测序RUN的中间水平。</w:t>
       </w:r>
     </w:p>
     <w:p>
@@ -3818,7 +3818,7 @@
         <w:pStyle w:val="Normal"/>
       </w:pPr>
       <w:r>
-        <w:t xml:space="preserve">数量依据：所选具名扩增子次测序运行报告了 1,497,990,828 个碱基。</w:t>
+        <w:t xml:space="preserve">数量依据：所选具名扩增子次测序RUN报告了 1,497,990,828 个碱基。</w:t>
       </w:r>
     </w:p>
     <w:p>
@@ -3838,7 +3838,7 @@
         </w:r>
       </w:hyperlink>
       <w:r>
-        <w:t xml:space="preserve">。建议参考序列：fa 编号 1 / GCF_000001405.39。</w:t>
+        <w:t xml:space="preserve">。建议参考序列：fa 编号 1 / GCF_000001405.40。</w:t>
       </w:r>
     </w:p>
     <w:p>
@@ -3870,7 +3870,7 @@
         <w:pStyle w:val="Normal"/>
       </w:pPr>
       <w:r>
-        <w:t xml:space="preserve">数量依据：该档案次测序运行报告 335,384,842 个碱基，处于项目 7,729次测序运行的较低范围；这些次测序运行的中位数为 58,400 万个碱基。</w:t>
+        <w:t xml:space="preserve">数量依据：该档案次测序RUN报告 335,384,842 个碱基，处于项目 7,729次测序RUN的较低范围；这些次测序RUN的中位数为 58,400 万个碱基。</w:t>
       </w:r>
     </w:p>
     <w:p>
@@ -3943,7 +3943,7 @@
         <w:pStyle w:val="Normal"/>
       </w:pPr>
       <w:r>
-        <w:t xml:space="preserve">这组 RAD 文库代表从基因组的特定区域进行作物基因分型。其序列量接近研究中 136次可比测序运行的中间水平。若换成全基因组大小的文件，测试的将是另一种任务；因此，这个完整双端测序运行是合适的小型输入。</w:t>
+        <w:t xml:space="preserve">这组 RAD 文库代表从基因组的特定区域进行作物基因分型。其序列量接近研究中 136次可比测序RUN的中间水平。若换成全基因组大小的文件，测试的将是另一种任务；因此，这个完整双端测序RUN是合适的小型输入。</w:t>
       </w:r>
     </w:p>
     <w:p>
@@ -3959,7 +3959,7 @@
         <w:pStyle w:val="Normal"/>
       </w:pPr>
       <w:r>
-        <w:t xml:space="preserve">数量依据：89,500 万个碱基 接近同类群体研究 136次测序运行的中位数 87,200 万个碱基。</w:t>
+        <w:t xml:space="preserve">数量依据：89,500 万个碱基 接近同类群体研究 136次测序RUN的中位数 87,200 万个碱基。</w:t>
       </w:r>
     </w:p>
     <w:p>
@@ -3995,7 +3995,7 @@
         <w:pStyle w:val="Normal"/>
       </w:pPr>
       <w:r>
-        <w:t xml:space="preserve">这组猪基因组测序运行补充了家畜测序，也提供了一份抽查质量值为常数的文件。质量值属于必须保留的输入字节；其来源未知，因此不能称为 MGI 原生质量输出的典型表现。</w:t>
+        <w:t xml:space="preserve">这组猪基因组测序RUN补充了家畜测序，也提供了一份抽查质量值为常数的文件。质量值属于必须保留的输入字节；其来源未知，因此不能称为 MGI 原生质量输出的典型表现。</w:t>
       </w:r>
     </w:p>
     <w:p>
@@ -4011,7 +4011,7 @@
         <w:pStyle w:val="Normal"/>
       </w:pPr>
       <w:r>
-        <w:t xml:space="preserve">数量依据：该数据报告 263.4 亿个碱基，接近来源研究 147次测序运行的中位数（约 261.9 亿），该研究的次测序运行产量分布很集中。</w:t>
+        <w:t xml:space="preserve">数量依据：该数据报告 263.4 亿个碱基，接近来源研究 147次测序RUN的中位数（约 261.9 亿），该研究的次测序RUN产量分布很集中。</w:t>
       </w:r>
     </w:p>
     <w:p>
@@ -4031,7 +4031,7 @@
         </w:r>
       </w:hyperlink>
       <w:r>
-        <w:t xml:space="preserve">。建议参考序列：fa 编号 2 / GCA_000003025.6。</w:t>
+        <w:t xml:space="preserve">。建议参考序列：fa 编号 2 / GCF_054392235.1。</w:t>
       </w:r>
     </w:p>
     <w:p>
@@ -4055,7 +4055,7 @@
         <w:pStyle w:val="Normal"/>
       </w:pPr>
       <w:r>
-        <w:t xml:space="preserve">这组小鼠尾部 DNA测序运行将常用研究动物及其基因组参考序列纳入集合。它是一份完整的生殖系文库；在五份以类似方式制备的尾部文库中，其序列量最低，并非为本基准测试另行截取的子集。样本是否确实匹配建议的品系参考序列，仍待核实。</w:t>
+        <w:t xml:space="preserve">这组小鼠尾部 DNA测序RUN将常用研究动物及其基因组参考序列纳入集合。它是一份完整的生殖系文库；在五份以类似方式制备的尾部文库中，其序列量最低，并非为本基准测试另行截取的子集。样本是否确实匹配建议的品系参考序列，仍待核实。</w:t>
       </w:r>
     </w:p>
     <w:p>
@@ -4091,7 +4091,7 @@
         </w:r>
       </w:hyperlink>
       <w:r>
-        <w:t xml:space="preserve">。建议参考序列：fa 编号 3 / GCF_000001635.24。</w:t>
+        <w:t xml:space="preserve">。建议参考序列：fa 编号 3 / GCF_000001635.27。</w:t>
       </w:r>
     </w:p>
     <w:p>
@@ -4107,7 +4107,7 @@
         <w:pStyle w:val="Normal"/>
       </w:pPr>
       <w:r>
-        <w:t xml:space="preserve">这次常规小麦重测序运行补充了大型多倍体作物基因组。纳入一个 Thatcher 样本的两个 FASTQ 端。主要研究报告该样本约有 5,425 亿个碱基，覆盖深度为 35×；这是实际研究输入，并非为凑基准规模而截取的子集。建议使用的 Renan 组装来自同一物种的另一栽培品种。</w:t>
+        <w:t xml:space="preserve">这次常规小麦重测序RUN补充了大型多倍体作物基因组。纳入一个 Thatcher 样本的两个 FASTQ 端。主要研究报告该样本约有 5,425 亿个碱基，覆盖深度为 35×；这是实际研究输入，并非为凑基准规模而截取的子集。建议使用的 中国春 组装来自同一物种的另一栽培品种。</w:t>
       </w:r>
     </w:p>
     <w:p>
@@ -4123,7 +4123,7 @@
         <w:pStyle w:val="Normal"/>
       </w:pPr>
       <w:r>
-        <w:t xml:space="preserve">数据量依据：一次 Thatcher 重测序运行报告 542,472,250,800 个碱基；主要研究报告约 542.5 Gb 和 35×。</w:t>
+        <w:t xml:space="preserve">数据量依据：一次 Thatcher 重测序RUN报告 542,472,250,800 个碱基；主要研究报告约 542.5 Gb 和 35×。</w:t>
       </w:r>
     </w:p>
     <w:p>
@@ -4143,7 +4143,7 @@
         </w:r>
       </w:hyperlink>
       <w:r>
-        <w:t xml:space="preserve">。参考序列：fa 编号 18 / GCA_937894285.1。</w:t>
+        <w:t xml:space="preserve">。参考序列：fa 编号 18 / GCF_018294505.1。</w:t>
       </w:r>
     </w:p>
     <w:p>
@@ -4159,7 +4159,7 @@
             <w:color w:val="0563C1"/>
             <w:u w:val="single"/>
           </w:rPr>
-          <w:t xml:space="preserve">Thatcher 测序运行、实验和文件元数据</w:t>
+          <w:t xml:space="preserve">Thatcher 测序RUN、实验和文件元数据</w:t>
         </w:r>
       </w:hyperlink>
       <w:r>
@@ -4183,7 +4183,7 @@
             <w:color w:val="0563C1"/>
             <w:u w:val="single"/>
           </w:rPr>
-          <w:t xml:space="preserve">所选小麦、CITE 和 CHO 测序运行的 ENA 计数、公开日期和文件校验和</w:t>
+          <w:t xml:space="preserve">所选小麦、CITE 和 CHO 测序RUN的 ENA 计数、公开日期和文件校验和</w:t>
         </w:r>
       </w:hyperlink>
     </w:p>
@@ -4236,7 +4236,7 @@
         </w:r>
       </w:hyperlink>
       <w:r>
-        <w:t xml:space="preserve">。建议参考序列：fa 编号 6 / GCA_000226075.1。</w:t>
+        <w:t xml:space="preserve">。建议参考序列：fa 编号 6 / GCF_000226075.1。</w:t>
       </w:r>
     </w:p>
     <w:p>
@@ -4277,7 +4277,7 @@
         <w:pStyle w:val="Normal"/>
       </w:pPr>
       <w:r>
-        <w:t xml:space="preserve">这组测序运行将水产育种研究中的海洋无脊椎动物纳入集合，扩展了人类、小鼠和家畜之外的动物基因组及参考序列。其序列量接近来源研究中十个可比测序运行的中间水平。</w:t>
+        <w:t xml:space="preserve">这组测序RUN将水产育种研究中的海洋无脊椎动物纳入集合，扩展了人类、小鼠和家畜之外的动物基因组及参考序列。其序列量接近来源研究中十个可比测序RUN的中间水平。</w:t>
       </w:r>
     </w:p>
     <w:p>
@@ -4293,7 +4293,7 @@
         <w:pStyle w:val="Normal"/>
       </w:pPr>
       <w:r>
-        <w:t xml:space="preserve">数量依据：该数据报告 267.6 亿个碱基，接近十个相同近交研究次测序运行的中位数 269.6 亿个碱基。</w:t>
+        <w:t xml:space="preserve">数量依据：该数据报告 267.6 亿个碱基，接近十个相同近交研究次测序RUN的中位数 269.6 亿个碱基。</w:t>
       </w:r>
     </w:p>
     <w:p>
@@ -4329,7 +4329,7 @@
         <w:pStyle w:val="Normal"/>
       </w:pPr>
       <w:r>
-        <w:t xml:space="preserve">这组数据代表家禽基因组重测序，育种用途调查也支持将其纳入。来源是一项规模较大的蛋鸡研究，其序列量处于该研究测序运行报告值的中间 80% 范围内。</w:t>
+        <w:t xml:space="preserve">这组数据代表家禽基因组重测序，育种用途调查也支持将其纳入。来源是一项规模较大的蛋鸡研究，其序列量处于该研究测序RUN报告值的中间 80% 范围内。</w:t>
       </w:r>
     </w:p>
     <w:p>
@@ -4365,7 +4365,7 @@
         </w:r>
       </w:hyperlink>
       <w:r>
-        <w:t xml:space="preserve">。建议参考序列：fa 编号 12 / GCA_016699485.1。</w:t>
+        <w:t xml:space="preserve">。建议参考序列：fa 编号 12 / GCF_016699485.2。</w:t>
       </w:r>
     </w:p>
     <w:p>
@@ -4417,7 +4417,7 @@
         </w:r>
       </w:hyperlink>
       <w:r>
-        <w:t xml:space="preserve">。建议参考序列：fa 编号 1 / GCF_000001405.39。</w:t>
+        <w:t xml:space="preserve">。建议参考序列：fa 编号 1 / GCF_000001405.40。</w:t>
       </w:r>
     </w:p>
     <w:p>
@@ -4433,7 +4433,7 @@
         <w:pStyle w:val="Normal"/>
       </w:pPr>
       <w:r>
-        <w:t xml:space="preserve">这组拟南芥 Col-0 数据补充了纳米孔测序的植物核基因组组装读段。它是一次具名测序运行提交的完整 pass 类读段输出。fail 类读段和其他 basecall 输出属于不同的数据表示，并非这份输入中缺失的部分。</w:t>
+        <w:t xml:space="preserve">这组拟南芥 Col-0 数据补充了纳米孔测序的植物核基因组组装读段。它是一次具名测序RUN提交的完整 pass 类读段输出。fail 类读段和其他 basecall 输出属于不同的数据表示，并非这份输入中缺失的部分。</w:t>
       </w:r>
     </w:p>
     <w:p>
@@ -4562,7 +4562,7 @@
         <w:pStyle w:val="Normal"/>
       </w:pPr>
       <w:r>
-        <w:t xml:space="preserve">这组数据代表使用 MGI 短读段仪器进行的常规人类 RNA 测序，与人类基因组数据及 Illumina 表达文库形成补充。其序列量接近来源研究八次测序运行的中间水平。</w:t>
+        <w:t xml:space="preserve">这组数据代表使用 MGI 短读段仪器进行的常规人类 RNA 测序，与人类基因组数据及 Illumina 表达文库形成补充。其序列量接近来源研究八次测序RUN的中间水平。</w:t>
       </w:r>
     </w:p>
     <w:p>
@@ -4578,7 +4578,7 @@
         <w:pStyle w:val="Normal"/>
       </w:pPr>
       <w:r>
-        <w:t xml:space="preserve">数量依据：该数据报告 48.3 亿个碱基，接近来源研究八次测序运行的中位数 48.1 亿个碱基，符合常见表达文库的序列量。</w:t>
+        <w:t xml:space="preserve">数量依据：该数据报告 48.3 亿个碱基，接近来源研究八次测序RUN的中位数 48.1 亿个碱基，符合常见表达文库的序列量。</w:t>
       </w:r>
     </w:p>
     <w:p>
@@ -4598,7 +4598,7 @@
         </w:r>
       </w:hyperlink>
       <w:r>
-        <w:t xml:space="preserve">。建议参考序列：fa 编号 1 / GCF_000001405.39。</w:t>
+        <w:t xml:space="preserve">。建议参考序列：fa 编号 1 / GCF_000001405.40。</w:t>
       </w:r>
     </w:p>
     <w:p>
@@ -4682,7 +4682,7 @@
         <w:pStyle w:val="Normal"/>
       </w:pPr>
       <w:r>
-        <w:t xml:space="preserve">数量依据：该数据报告 1,264 万 条单端读段和 28,400 万个碱基；来源研究八次测序运行的碱基数中位数为 28,600 万，与之相符。</w:t>
+        <w:t xml:space="preserve">数量依据：该数据报告 1,264 万 条单端读段和 28,400 万个碱基；来源研究八次测序RUN的碱基数中位数为 28,600 万，与之相符。</w:t>
       </w:r>
     </w:p>
     <w:p>
@@ -4702,7 +4702,7 @@
         </w:r>
       </w:hyperlink>
       <w:r>
-        <w:t xml:space="preserve">。建议参考序列：fa 编号 1 / GCF_000001405.39。</w:t>
+        <w:t xml:space="preserve">。建议参考序列：fa 编号 1 / GCF_000001405.40。</w:t>
       </w:r>
     </w:p>
     <w:p>
@@ -4735,7 +4735,7 @@
         <w:pStyle w:val="Normal"/>
       </w:pPr>
       <w:r>
-        <w:t xml:space="preserve">这组数据代表常规 Illumina 人类表达文库，与 MGI 和较新的短读段 RNA 输入互为补充。其序列量接近来源研究 12次可比测序运行的中间水平。</w:t>
+        <w:t xml:space="preserve">这组数据代表常规 Illumina 人类表达文库，与 MGI 和较新的短读段 RNA 输入互为补充。其序列量接近来源研究 12次可比测序RUN的中间水平。</w:t>
       </w:r>
     </w:p>
     <w:p>
@@ -4751,7 +4751,7 @@
         <w:pStyle w:val="Normal"/>
       </w:pPr>
       <w:r>
-        <w:t xml:space="preserve">数量依据：该数据报告 40 亿个碱基，接近同类研究 12次测序运行的中位数 41.1 亿个碱基，并处于 NovaSeq RNA 正产出次测序运行的较宽范围内。</w:t>
+        <w:t xml:space="preserve">数量依据：该数据报告 40 亿个碱基，接近同类研究 12次测序RUN的中位数 41.1 亿个碱基，并处于 NovaSeq RNA 正产出次测序RUN的较宽范围内。</w:t>
       </w:r>
     </w:p>
     <w:p>
@@ -4771,7 +4771,7 @@
         </w:r>
       </w:hyperlink>
       <w:r>
-        <w:t xml:space="preserve">。建议参考序列：fa 编号 1 / GCF_000001405.39。</w:t>
+        <w:t xml:space="preserve">。建议参考序列：fa 编号 1 / GCF_000001405.40。</w:t>
       </w:r>
     </w:p>
     <w:p>
@@ -4787,7 +4787,7 @@
         <w:pStyle w:val="Normal"/>
       </w:pPr>
       <w:r>
-        <w:t xml:space="preserve">这组 AVITI 文库以有记录的单端 RNA 配置，补充了一种已投入商业使用的短读段技术。应按其实际配置进行测试，不宜与双端文库直接比较。其序列量接近来源研究 18次测序运行的中间水平。</w:t>
+        <w:t xml:space="preserve">这组 AVITI 文库以有记录的单端 RNA 配置，补充了一种已投入商业使用的短读段技术。应按其实际配置进行测试，不宜与双端文库直接比较。其序列量接近来源研究 18次测序RUN的中间水平。</w:t>
       </w:r>
     </w:p>
     <w:p>
@@ -4803,7 +4803,7 @@
         <w:pStyle w:val="Normal"/>
       </w:pPr>
       <w:r>
-        <w:t xml:space="preserve">数量依据：该数据报告 31 亿个碱基，接近来源研究 18次测序运行的中位数 29.8 亿个碱基，并处于 20 项已知研究中 AVITI 单端 RNA 数据的较宽范围内。</w:t>
+        <w:t xml:space="preserve">数量依据：该数据报告 31 亿个碱基，接近来源研究 18次测序RUN的中位数 29.8 亿个碱基，并处于 20 项已知研究中 AVITI 单端 RNA 数据的较宽范围内。</w:t>
       </w:r>
     </w:p>
     <w:p>
@@ -4823,7 +4823,7 @@
         </w:r>
       </w:hyperlink>
       <w:r>
-        <w:t xml:space="preserve">。建议参考序列：fa 编号 1 / GCF_000001405.39。</w:t>
+        <w:t xml:space="preserve">。建议参考序列：fa 编号 1 / GCF_000001405.40。</w:t>
       </w:r>
     </w:p>
     <w:p>
@@ -4875,7 +4875,7 @@
         </w:r>
       </w:hyperlink>
       <w:r>
-        <w:t xml:space="preserve">。建议参考序列：fa 编号 1 / GCF_000001405.39。</w:t>
+        <w:t xml:space="preserve">。建议参考序列：fa 编号 1 / GCF_000001405.40。</w:t>
       </w:r>
     </w:p>
     <w:p>
@@ -4899,7 +4899,7 @@
         <w:pStyle w:val="Normal"/>
       </w:pPr>
       <w:r>
-        <w:t xml:space="preserve">这一个小鼠膀胱细胞补充了跨转录本的单细胞 RNA 测序，与 3′ CITE 文库形成补充。Smart-seq2 会从转录本不同位置取样，但不意味着每条读段都覆盖完整转录本。一个 SRA 测序运行的两个读段端均已纳入；其序列量处于 660 个有标注细胞的中间一半范围内。</w:t>
+        <w:t xml:space="preserve">这一个小鼠膀胱细胞补充了跨转录本的单细胞 RNA 测序，与 3′ CITE 文库形成补充。Smart-seq2 会从转录本不同位置取样，但不意味着每条读段都覆盖完整转录本。一个 SRA 测序RUN的两个读段端均已纳入；其序列量处于 660 个有标注细胞的中间一半范围内。</w:t>
       </w:r>
     </w:p>
     <w:p>
@@ -4915,7 +4915,7 @@
         <w:pStyle w:val="Normal"/>
       </w:pPr>
       <w:r>
-        <w:t xml:space="preserve">数量依据：作者标注的 660 个膀胱细胞各有一个清单次测序运行；其报告序列量中位数为 182,126,200 个碱基，中间一半范围为 139,362,300–226,050,350 个碱基。</w:t>
+        <w:t xml:space="preserve">数量依据：作者标注的 660 个膀胱细胞各有一个清单次测序RUN；其报告序列量中位数为 182,126,200 个碱基，中间一半范围为 139,362,300–226,050,350 个碱基。</w:t>
       </w:r>
     </w:p>
     <w:p>
@@ -4935,15 +4935,15 @@
         </w:r>
       </w:hyperlink>
       <w:r>
-        <w:t xml:space="preserve">。建议参考序列：fa 编号 3 / GCF_000001635.24。</w:t>
-      </w:r>
-    </w:p>
-    <w:p>
-      <w:pPr>
-        <w:pStyle w:val="Normal"/>
-      </w:pPr>
-      <w:r>
-        <w:t xml:space="preserve">使用前请注意：作者和档案均将其标为一次测序运行中的一个细胞。上传前的确切处理阶段和 FASTQ 实际属性尚未检查。</w:t>
+        <w:t xml:space="preserve">。建议参考序列：fa 编号 3 / GCF_000001635.27。</w:t>
+      </w:r>
+    </w:p>
+    <w:p>
+      <w:pPr>
+        <w:pStyle w:val="Normal"/>
+      </w:pPr>
+      <w:r>
+        <w:t xml:space="preserve">使用前请注意：作者和档案均将其标为一次测序RUN中的一个细胞。上传前的确切处理阶段和 FASTQ 实际属性尚未检查。</w:t>
       </w:r>
     </w:p>
     <w:p>
@@ -4983,7 +4983,7 @@
             <w:color w:val="0563C1"/>
             <w:u w:val="single"/>
           </w:rPr>
-          <w:t xml:space="preserve">单细胞测序运行与原始文件对应关系的官方记录</w:t>
+          <w:t xml:space="preserve">单细胞测序RUN与原始文件对应关系的官方记录</w:t>
         </w:r>
       </w:hyperlink>
       <w:r>
@@ -5007,7 +5007,7 @@
             <w:color w:val="0563C1"/>
             <w:u w:val="single"/>
           </w:rPr>
-          <w:t xml:space="preserve">Smart-seq2 实验 运行数量记录</w:t>
+          <w:t xml:space="preserve">Smart-seq2 实验 RUN数量记录</w:t>
         </w:r>
       </w:hyperlink>
       <w:r>
@@ -5019,7 +5019,7 @@
             <w:color w:val="0563C1"/>
             <w:u w:val="single"/>
           </w:rPr>
-          <w:t xml:space="preserve">所选 Smart-seq2测序运行记录</w:t>
+          <w:t xml:space="preserve">所选 Smart-seq2测序RUN记录</w:t>
         </w:r>
       </w:hyperlink>
     </w:p>
@@ -5036,7 +5036,7 @@
         <w:pStyle w:val="Normal"/>
       </w:pPr>
       <w:r>
-        <w:t xml:space="preserve">这些抗体来源的标签读段，与同一 CITE 实验中 Data 31 的 mRNA 输入和 Data 32 的样本标签输入互为补充。所选输入是一次完整的 ADT 双端运行，两个读段端都包括在内。标签所含信息不同于转录本读段；三个组分不是重复拷贝。</w:t>
+        <w:t xml:space="preserve">这些抗体来源的标签读段，与同一 CITE 实验中 Data 31 的 mRNA 输入和 Data 32 的样本标签输入互为补充。所选输入是一次完整的 ADT 双端RUN，两个读段端都包括在内。标签所含信息不同于转录本读段；三个组分不是重复拷贝。</w:t>
       </w:r>
     </w:p>
     <w:p>
@@ -5052,7 +5052,7 @@
         <w:pStyle w:val="Normal"/>
       </w:pPr>
       <w:r>
-        <w:t xml:space="preserve">数据量依据：在 19 个 ADT 实验中，每个实验取数据量最大的两个输出，共 38 个运行；报告碱基数中位数为 13.065736 十亿，范围为 10.638356–18.672885 十亿。所选运行报告 13,478,870,416 个碱基。</w:t>
+        <w:t xml:space="preserve">数据量依据：在 19 个 ADT 实验中，每个实验取数据量最大的两个输出，共 38 个RUN；报告碱基数中位数为 13.065736 十亿，范围为 10.638356–18.672885 十亿。所选RUN报告 13,478,870,416 个碱基。</w:t>
       </w:r>
     </w:p>
     <w:p>
@@ -5080,7 +5080,7 @@
         <w:pStyle w:val="Normal"/>
       </w:pPr>
       <w:r>
-        <w:t xml:space="preserve">使用前请注意：清单中的两个读段端构成这次测序运行。细胞回收目标不能证明实际细胞数；已有观察仅适用于这些确切文件。</w:t>
+        <w:t xml:space="preserve">使用前请注意：清单中的两个读段端构成这次测序RUN。细胞回收目标不能证明实际细胞数；已有观察仅适用于这些确切文件。</w:t>
       </w:r>
     </w:p>
     <w:p>
@@ -5096,7 +5096,7 @@
             <w:color w:val="0563C1"/>
             <w:u w:val="single"/>
           </w:rPr>
-          <w:t xml:space="preserve">CITE 组分运行元数据及匹配数据量比较</w:t>
+          <w:t xml:space="preserve">CITE 组分RUN元数据及匹配数据量比较</w:t>
         </w:r>
       </w:hyperlink>
       <w:r>
@@ -5108,7 +5108,7 @@
             <w:color w:val="0563C1"/>
             <w:u w:val="single"/>
           </w:rPr>
-          <w:t xml:space="preserve">所选小麦、CITE 和 CHO 测序运行的 ENA 计数、公开日期和文件校验和</w:t>
+          <w:t xml:space="preserve">所选小麦、CITE 和 CHO 测序RUN的 ENA 计数、公开日期和文件校验和</w:t>
         </w:r>
       </w:hyperlink>
     </w:p>
@@ -5125,7 +5125,7 @@
         <w:pStyle w:val="Normal"/>
       </w:pPr>
       <w:r>
-        <w:t xml:space="preserve">这些 mRNA 读段是同一 CITE 实验的转录本组分；Data 30 是抗体标签输入，Data 32 是样本标签输入。这里纳入一次完整双端运行的两个 FASTQ 端。标签文库不能替代这份表达文库。</w:t>
+        <w:t xml:space="preserve">这些 mRNA 读段是同一 CITE 实验的转录本组分；Data 30 是抗体标签输入，Data 32 是样本标签输入。这里纳入一次完整双端RUN的两个 FASTQ 端。标签文库不能替代这份表达文库。</w:t>
       </w:r>
     </w:p>
     <w:p>
@@ -5141,7 +5141,7 @@
         <w:pStyle w:val="Normal"/>
       </w:pPr>
       <w:r>
-        <w:t xml:space="preserve">数据量依据：在 19 个 mRNA 实验中，每个实验取数据量最大的两个输出，共 38 个运行；报告碱基数中位数为 38.490196 十亿，范围为 34.674149–52.108714 十亿。所选运行报告 35,465,206,140 个碱基。</w:t>
+        <w:t xml:space="preserve">数据量依据：在 19 个 mRNA 实验中，每个实验取数据量最大的两个输出，共 38 个RUN；报告碱基数中位数为 38.490196 十亿，范围为 34.674149–52.108714 十亿。所选RUN报告 35,465,206,140 个碱基。</w:t>
       </w:r>
     </w:p>
     <w:p>
@@ -5161,15 +5161,15 @@
         </w:r>
       </w:hyperlink>
       <w:r>
-        <w:t xml:space="preserve">。参考序列：fa 编号 1 / GCF_000001405.39。</w:t>
-      </w:r>
-    </w:p>
-    <w:p>
-      <w:pPr>
-        <w:pStyle w:val="Normal"/>
-      </w:pPr>
-      <w:r>
-        <w:t xml:space="preserve">使用前请注意：清单中的两个读段端构成这次测序运行。细胞回收目标不能证明实际细胞数；已有观察仅适用于这些确切文件。</w:t>
+        <w:t xml:space="preserve">。参考序列：fa 编号 1 / GCF_000001405.40。</w:t>
+      </w:r>
+    </w:p>
+    <w:p>
+      <w:pPr>
+        <w:pStyle w:val="Normal"/>
+      </w:pPr>
+      <w:r>
+        <w:t xml:space="preserve">使用前请注意：清单中的两个读段端构成这次测序RUN。细胞回收目标不能证明实际细胞数；已有观察仅适用于这些确切文件。</w:t>
       </w:r>
     </w:p>
     <w:p>
@@ -5185,7 +5185,7 @@
             <w:color w:val="0563C1"/>
             <w:u w:val="single"/>
           </w:rPr>
-          <w:t xml:space="preserve">CITE 组分运行元数据及匹配数据量比较</w:t>
+          <w:t xml:space="preserve">CITE 组分RUN元数据及匹配数据量比较</w:t>
         </w:r>
       </w:hyperlink>
       <w:r>
@@ -5197,7 +5197,7 @@
             <w:color w:val="0563C1"/>
             <w:u w:val="single"/>
           </w:rPr>
-          <w:t xml:space="preserve">所选小麦、CITE 和 CHO 测序运行的 ENA 计数、公开日期和文件校验和</w:t>
+          <w:t xml:space="preserve">所选小麦、CITE 和 CHO 测序RUN的 ENA 计数、公开日期和文件校验和</w:t>
         </w:r>
       </w:hyperlink>
     </w:p>
@@ -5214,7 +5214,7 @@
         <w:pStyle w:val="Normal"/>
       </w:pPr>
       <w:r>
-        <w:t xml:space="preserve">这些样本标签读段用于识别同一 CITE 实验中的样本，与 Data 30 和 Data 31 相对应。这里纳入一次完整 HTO 双端运行的两个读段端。标签输入本身规模较小；标签定义有助于解释或自定义参考匹配，但一般的无损压缩并不需要它。</w:t>
+        <w:t xml:space="preserve">这些样本标签读段用于识别同一 CITE 实验中的样本，与 Data 30 和 Data 31 相对应。这里纳入一次完整 HTO 双端RUN的两个读段端。标签输入本身规模较小；标签定义有助于解释或自定义参考匹配，但一般的无损压缩并不需要它。</w:t>
       </w:r>
     </w:p>
     <w:p>
@@ -5230,7 +5230,7 @@
         <w:pStyle w:val="Normal"/>
       </w:pPr>
       <w:r>
-        <w:t xml:space="preserve">数据量依据：全部 62 个 HTO 运行的报告碱基数中位数为 0.3823 十亿，范围为 0.3335–1.5649 十亿。所选运行报告 393,276,078 个碱基。</w:t>
+        <w:t xml:space="preserve">数据量依据：全部 62 个 HTO RUN的报告碱基数中位数为 0.3823 十亿，范围为 0.3335–1.5649 十亿。所选RUN报告 393,276,078 个碱基。</w:t>
       </w:r>
     </w:p>
     <w:p>
@@ -5258,7 +5258,7 @@
         <w:pStyle w:val="Normal"/>
       </w:pPr>
       <w:r>
-        <w:t xml:space="preserve">使用前请注意：清单中的两个读段端构成这次测序运行。细胞回收目标不能证明实际细胞数；已有观察仅适用于这些确切文件。</w:t>
+        <w:t xml:space="preserve">使用前请注意：清单中的两个读段端构成这次测序RUN。细胞回收目标不能证明实际细胞数；已有观察仅适用于这些确切文件。</w:t>
       </w:r>
     </w:p>
     <w:p>
@@ -5274,7 +5274,7 @@
             <w:color w:val="0563C1"/>
             <w:u w:val="single"/>
           </w:rPr>
-          <w:t xml:space="preserve">CITE 组分运行元数据及匹配数据量比较</w:t>
+          <w:t xml:space="preserve">CITE 组分RUN元数据及匹配数据量比较</w:t>
         </w:r>
       </w:hyperlink>
       <w:r>
@@ -5286,7 +5286,7 @@
             <w:color w:val="0563C1"/>
             <w:u w:val="single"/>
           </w:rPr>
-          <w:t xml:space="preserve">所选小麦、CITE 和 CHO 测序运行的 ENA 计数、公开日期和文件校验和</w:t>
+          <w:t xml:space="preserve">所选小麦、CITE 和 CHO 测序RUN的 ENA 计数、公开日期和文件校验和</w:t>
         </w:r>
       </w:hyperlink>
     </w:p>
@@ -5303,7 +5303,7 @@
         <w:pStyle w:val="Normal"/>
       </w:pPr>
       <w:r>
-        <w:t xml:space="preserve">这组测序运行补充了空间转录组测序，其中条码读段和转录本读段用途不同，长度也可能不同。完整的具名测序运行规模较大，因为它是实际的空间测序输入。其捕获区域和细胞/网格深度均未知，不能从文件大小推断。</w:t>
+        <w:t xml:space="preserve">这组测序RUN补充了空间转录组测序，其中条码读段和转录本读段用途不同，长度也可能不同。完整的具名测序RUN规模较大，因为它是实际的空间测序输入。其捕获区域和细胞/网格深度均未知，不能从文件大小推断。</w:t>
       </w:r>
     </w:p>
     <w:p>
@@ -5319,7 +5319,7 @@
         <w:pStyle w:val="Normal"/>
       </w:pPr>
       <w:r>
-        <w:t xml:space="preserve">数量依据：具名的 L01 空间测序次测序运行报告了 248,408,655,120 个碱基。</w:t>
+        <w:t xml:space="preserve">数量依据：具名的 L01 空间测序次测序RUN报告了 248,408,655,120 个碱基。</w:t>
       </w:r>
     </w:p>
     <w:p>
@@ -5339,7 +5339,7 @@
         </w:r>
       </w:hyperlink>
       <w:r>
-        <w:t xml:space="preserve">。建议参考序列：fa 编号 1 / GCF_000001405.39。</w:t>
+        <w:t xml:space="preserve">。建议参考序列：fa 编号 1 / GCF_000001405.40。</w:t>
       </w:r>
     </w:p>
     <w:p>
@@ -5363,7 +5363,7 @@
         <w:pStyle w:val="Normal"/>
       </w:pPr>
       <w:r>
-        <w:t xml:space="preserve">这组 K562 文库代表常规的双端整体 ATAC 重复样本，取样对象是开放染色质，而不是全基因组 DNA 或 RNA。其序列量接近研究中 32次测序运行的中间水平；但总碱基数不能说明有多少有效且互不重复的片段。</w:t>
+        <w:t xml:space="preserve">这组 K562 文库代表常规的双端整体 ATAC 重复样本，取样对象是开放染色质，而不是全基因组 DNA 或 RNA。其序列量接近研究中 32次测序RUN的中间水平；但总碱基数不能说明有多少有效且互不重复的片段。</w:t>
       </w:r>
     </w:p>
     <w:p>
@@ -5379,7 +5379,7 @@
         <w:pStyle w:val="Normal"/>
       </w:pPr>
       <w:r>
-        <w:t xml:space="preserve">数量依据：来源研究中 32 次有正产出的 ATAC测序运行报告 66.12–194.62 亿个碱基，中位数为 101.46 亿个碱基。</w:t>
+        <w:t xml:space="preserve">数量依据：来源研究中 32 次有正产出的 ATAC测序RUN报告 66.12–194.62 亿个碱基，中位数为 101.46 亿个碱基。</w:t>
       </w:r>
     </w:p>
     <w:p>
@@ -5399,7 +5399,7 @@
         </w:r>
       </w:hyperlink>
       <w:r>
-        <w:t xml:space="preserve">。建议参考序列：fa 编号 1 / GCF_000001405.39。</w:t>
+        <w:t xml:space="preserve">。建议参考序列：fa 编号 1 / GCF_000001405.40。</w:t>
       </w:r>
     </w:p>
     <w:p>
@@ -5415,7 +5415,7 @@
         <w:pStyle w:val="Normal"/>
       </w:pPr>
       <w:r>
-        <w:t xml:space="preserve">这组水稻文库补充了 ChIP 测序，其取样对象是与蛋白质结合的染色质。ATAC 和 CUT&amp;RUN 的制备方式不同，不能替代 ChIP。其序列量接近研究中 11次可比测序运行的中间水平。</w:t>
+        <w:t xml:space="preserve">这组水稻文库补充了 ChIP 测序，其取样对象是与蛋白质结合的染色质。ATAC 和 CUT&amp;RUN 的制备方式不同，不能替代 ChIP。其序列量接近研究中 11次可比测序RUN的中间水平。</w:t>
       </w:r>
     </w:p>
     <w:p>
@@ -5431,7 +5431,7 @@
         <w:pStyle w:val="Normal"/>
       </w:pPr>
       <w:r>
-        <w:t xml:space="preserve">数量依据：该数据报告 78.5 亿个碱基，接近研究中 11次测序运行的中位数 79.8 亿，并处于水稻 ChIP 数据较宽的中间 80% 范围（33.6–105.7 亿）内。</w:t>
+        <w:t xml:space="preserve">数量依据：该数据报告 78.5 亿个碱基，接近研究中 11次测序RUN的中位数 79.8 亿，并处于水稻 ChIP 数据较宽的中间 80% 范围（33.6–105.7 亿）内。</w:t>
       </w:r>
     </w:p>
     <w:p>
@@ -5451,7 +5451,7 @@
         </w:r>
       </w:hyperlink>
       <w:r>
-        <w:t xml:space="preserve">。建议参考序列：fa 编号 8 / GCA_014636035.1。</w:t>
+        <w:t xml:space="preserve">。建议参考序列：fa 编号 8 / GCF_034140825.1。</w:t>
       </w:r>
     </w:p>
     <w:p>
@@ -5467,7 +5467,7 @@
         <w:pStyle w:val="Normal"/>
       </w:pPr>
       <w:r>
-        <w:t xml:space="preserve">这组数据补充了 CUT&amp;RUN。虽然档案只用宽泛的 OTHER 标签，但具体实验记录明确了方法。它与 ATAC、ChIP 输入互为补充，序列量处于研究中 30次可比测序运行的中间 80% 范围内。</w:t>
+        <w:t xml:space="preserve">这组数据补充了 CUT&amp;RUN。虽然档案只用宽泛的 OTHER 标签，但具体实验记录明确了方法。它与 ATAC、ChIP 输入互为补充，序列量处于研究中 30次可比测序RUN的中间 80% 范围内。</w:t>
       </w:r>
     </w:p>
     <w:p>
@@ -5483,7 +5483,7 @@
         <w:pStyle w:val="Normal"/>
       </w:pPr>
       <w:r>
-        <w:t xml:space="preserve">数量依据：该数据报告 21.4 亿个碱基，处于匹配的 30次测序运行研究中间 80% 的 17.9–51.3 亿个碱基范围内。</w:t>
+        <w:t xml:space="preserve">数量依据：该数据报告 21.4 亿个碱基，处于匹配的 30次测序RUN研究中间 80% 的 17.9–51.3 亿个碱基范围内。</w:t>
       </w:r>
     </w:p>
     <w:p>
@@ -5503,7 +5503,7 @@
         </w:r>
       </w:hyperlink>
       <w:r>
-        <w:t xml:space="preserve">。建议参考序列：fa 编号 1 / GCF_000001405.39; fa 编号 13 / GCF_000001215.4。</w:t>
+        <w:t xml:space="preserve">。建议参考序列：fa 编号 1 / GCF_000001405.40; fa 编号 13 / GCF_000001215.4。</w:t>
       </w:r>
     </w:p>
     <w:p>
@@ -5543,7 +5543,7 @@
         <w:pStyle w:val="Normal"/>
       </w:pPr>
       <w:r>
-        <w:t xml:space="preserve">数量依据：该数据报告 150.4 亿个碱基，既处于其 56次测序运行研究的范围内，也处于更广泛酵母 Hi-C 数据中间 80% 的 17.8–264 亿个碱基范围内。</w:t>
+        <w:t xml:space="preserve">数量依据：该数据报告 150.4 亿个碱基，既处于其 56次测序RUN研究的范围内，也处于更广泛酵母 Hi-C 数据中间 80% 的 17.8–264 亿个碱基范围内。</w:t>
       </w:r>
     </w:p>
     <w:p>
@@ -5579,7 +5579,7 @@
         <w:pStyle w:val="Normal"/>
       </w:pPr>
       <w:r>
-        <w:t xml:space="preserve">这组 Ultima 数据展示了已投入使用的测序技术在染色质可及性检测中的应用。其提供的是长度不一的单端读段，与常见的双端 ATAC 输入不同。序列量位于来源研究 248次测序运行的中间 80% 范围内。</w:t>
+        <w:t xml:space="preserve">这组 Ultima 数据展示了已投入使用的测序技术在染色质可及性检测中的应用。其提供的是长度不一的单端读段，与常见的双端 ATAC 输入不同。序列量位于来源研究 248次测序RUN的中间 80% 范围内。</w:t>
       </w:r>
     </w:p>
     <w:p>
@@ -5595,7 +5595,7 @@
         <w:pStyle w:val="Normal"/>
       </w:pPr>
       <w:r>
-        <w:t xml:space="preserve">数量依据：该数据报告 96.1 亿个碱基，处于这项 248次测序运行研究中间 80% 的 39.3–110.2 亿个碱基范围内。</w:t>
+        <w:t xml:space="preserve">数量依据：该数据报告 96.1 亿个碱基，处于这项 248次测序RUN研究中间 80% 的 39.3–110.2 亿个碱基范围内。</w:t>
       </w:r>
     </w:p>
     <w:p>
@@ -5615,7 +5615,7 @@
         </w:r>
       </w:hyperlink>
       <w:r>
-        <w:t xml:space="preserve">。建议参考序列：fa 编号 1 / GCF_000001405.39。</w:t>
+        <w:t xml:space="preserve">。建议参考序列：fa 编号 1 / GCF_000001405.40。</w:t>
       </w:r>
     </w:p>
     <w:p>
@@ -5647,7 +5647,7 @@
         <w:pStyle w:val="Normal"/>
       </w:pPr>
       <w:r>
-        <w:t xml:space="preserve">数量依据：该数据报告 196.5 亿个碱基，接近其 6次测序运行研究的范围，也处于更广泛水稻亚硫酸氢盐数据中间 80% 的 77.7–226 亿个碱基范围内。</w:t>
+        <w:t xml:space="preserve">数量依据：该数据报告 196.5 亿个碱基，接近其 6次测序RUN研究的范围，也处于更广泛水稻亚硫酸氢盐数据中间 80% 的 77.7–226 亿个碱基范围内。</w:t>
       </w:r>
     </w:p>
     <w:p>
@@ -5667,7 +5667,7 @@
         </w:r>
       </w:hyperlink>
       <w:r>
-        <w:t xml:space="preserve">。建议参考序列：fa 编号 8 / GCA_014636035.1。</w:t>
+        <w:t xml:space="preserve">。建议参考序列：fa 编号 8 / GCF_034140825.1。</w:t>
       </w:r>
     </w:p>
     <w:p>
@@ -5821,7 +5821,7 @@
         <w:pStyle w:val="Normal"/>
       </w:pPr>
       <w:r>
-        <w:t xml:space="preserve">这组单个样本的病毒扩增子测序运行补充了小型基因组的靶向测序。其序列量接近 58 个可比样本输出的中间水平。采用人类全基因组规模的数据将无法代表这项任务。</w:t>
+        <w:t xml:space="preserve">这组单个样本的病毒扩增子测序RUN补充了小型基因组的靶向测序。其序列量接近 58 个可比样本输出的中间水平。采用人类全基因组规模的数据将无法代表这项任务。</w:t>
       </w:r>
     </w:p>
     <w:p>
@@ -5837,7 +5837,7 @@
         <w:pStyle w:val="Normal"/>
       </w:pPr>
       <w:r>
-        <w:t xml:space="preserve">数量依据：该数据报告 6,783 万个碱基，接近 58 个可比样本次测序运行的中位数 7,335 万，且处于这些次测序运行的中间 80% 范围内。</w:t>
+        <w:t xml:space="preserve">数量依据：该数据报告 6,783 万个碱基，接近 58 个可比样本次测序RUN的中位数 7,335 万，且处于这些次测序RUN的中间 80% 范围内。</w:t>
       </w:r>
     </w:p>
     <w:p>
@@ -6026,7 +6026,7 @@
         <w:pStyle w:val="Normal"/>
       </w:pPr>
       <w:r>
-        <w:t xml:space="preserve">这组明确标记为 MG1655 菌株的数据，是具有紧凑参考序列的典型细菌分离株输入。该双端测序运行的序列量接近来源研究中位数，也接近更广泛的大肠杆菌比较值。样本与参考序列是否完全匹配，以及可用的比对覆盖度，仍需核实。</w:t>
+        <w:t xml:space="preserve">这组明确标记为 MG1655 菌株的数据，是具有紧凑参考序列的典型细菌分离株输入。该双端测序RUN的序列量接近来源研究中位数，也接近更广泛的大肠杆菌比较值。样本与参考序列是否完全匹配，以及可用的比对覆盖度，仍需核实。</w:t>
       </w:r>
     </w:p>
     <w:p>
@@ -6042,7 +6042,7 @@
         <w:pStyle w:val="Normal"/>
       </w:pPr>
       <w:r>
-        <w:t xml:space="preserve">数量依据：45,000 万个碱基 接近更广泛的大肠杆菌 Illumina 数据中位数 43,500 万，也接近其研究八次测序运行的中位数 42,800 万；按原始碱基数计算，约为参考序列长度的 97 倍。</w:t>
+        <w:t xml:space="preserve">数量依据：45,000 万个碱基 接近更广泛的大肠杆菌 Illumina 数据中位数 43,500 万，也接近其研究八次测序RUN的中位数 42,800 万；按原始碱基数计算，约为参考序列长度的 97 倍。</w:t>
       </w:r>
     </w:p>
     <w:p>
@@ -6094,7 +6094,7 @@
         <w:pStyle w:val="Normal"/>
       </w:pPr>
       <w:r>
-        <w:t xml:space="preserve">数量依据：该数据报告 21.2 亿个碱基，接近来源研究 61次测序运行的上四分位数；按原始碱基数计算，约为参考序列长度的 176 倍。</w:t>
+        <w:t xml:space="preserve">数量依据：该数据报告 21.2 亿个碱基，接近来源研究 61次测序RUN的上四分位数；按原始碱基数计算，约为参考序列长度的 176 倍。</w:t>
       </w:r>
     </w:p>
     <w:p>
@@ -6130,7 +6130,7 @@
         <w:pStyle w:val="Normal"/>
       </w:pPr>
       <w:r>
-        <w:t xml:space="preserve">这组测序运行补充了来自已知基因组混合物的长读段。它不同于单一生物的基因组测序，也不同于短读段群落标记文库。来源明确说明这是对模拟群落进行超深度测序，因此应结合该研究目的理解其数据量。</w:t>
+        <w:t xml:space="preserve">这组测序RUN补充了来自已知基因组混合物的长读段。它不同于单一生物的基因组测序，也不同于短读段群落标记文库。来源明确说明这是对模拟群落进行超深度测序，因此应结合该研究目的理解其数据量。</w:t>
       </w:r>
     </w:p>
     <w:p>
@@ -6146,7 +6146,7 @@
         <w:pStyle w:val="Normal"/>
       </w:pPr>
       <w:r>
-        <w:t xml:space="preserve">数量依据：该数据报告 165.1 亿个碱基，接近来源研究四个正产出次测序运行的范围（共六条记录，其中两条总量为零）。</w:t>
+        <w:t xml:space="preserve">数量依据：该数据报告 165.1 亿个碱基，接近来源研究四个正产出次测序RUN的范围（共六条记录，其中两条总量为零）。</w:t>
       </w:r>
     </w:p>
     <w:p>
@@ -6234,7 +6234,7 @@
         <w:pStyle w:val="Normal"/>
       </w:pPr>
       <w:r>
-        <w:t xml:space="preserve">这组数据代表环境宏基因组鸟枪法 DNA 测序，与肠道和食品混合样本以及土壤靶向标记输入形成补充。其序列量接近研究中八次测序运行的中间水平，也符合更广泛的土壤数据比较。</w:t>
+        <w:t xml:space="preserve">这组数据代表环境宏基因组鸟枪法 DNA 测序，与肠道和食品混合样本以及土壤靶向标记输入形成补充。其序列量接近研究中八次测序RUN的中间水平，也符合更广泛的土壤数据比较。</w:t>
       </w:r>
     </w:p>
     <w:p>
@@ -6250,7 +6250,7 @@
         <w:pStyle w:val="Normal"/>
       </w:pPr>
       <w:r>
-        <w:t xml:space="preserve">数量依据：该数据报告 101.2 亿个碱基，接近其 8次测序运行研究的中位数 103.2 亿个碱基，且处于较广的土壤鸟枪法数据范围内；已知研究中位数的中位数为 129.1 亿个碱基。</w:t>
+        <w:t xml:space="preserve">数量依据：该数据报告 101.2 亿个碱基，接近其 8次测序RUN研究的中位数 103.2 亿个碱基，且处于较广的土壤鸟枪法数据范围内；已知研究中位数的中位数为 129.1 亿个碱基。</w:t>
       </w:r>
     </w:p>
     <w:p>
@@ -6302,7 +6302,7 @@
         <w:pStyle w:val="Normal"/>
       </w:pPr>
       <w:r>
-        <w:t xml:space="preserve">数量依据：该数据报告 66 亿个碱基，接近其 30次测序运行研究的水平，也处于更广泛肠道鸟枪法数据中间 80% 的 2.9–98.6 亿个碱基范围内；各研究中位数的中位数为 48.1 亿个碱基。</w:t>
+        <w:t xml:space="preserve">数量依据：该数据报告 66 亿个碱基，接近其 30次测序RUN研究的水平，也处于更广泛肠道鸟枪法数据中间 80% 的 2.9–98.6 亿个碱基范围内；各研究中位数的中位数为 48.1 亿个碱基。</w:t>
       </w:r>
     </w:p>
     <w:p>
@@ -6338,7 +6338,7 @@
         <w:pStyle w:val="Normal"/>
       </w:pPr>
       <w:r>
-        <w:t xml:space="preserve">这组源自蜂蜜的测序运行补充了食品相关的鸟枪法 DNA 测序。它是一次完整的双端测序运行，序列量落在来源研究 63次测序运行的范围内。其参考序列环境包含混合来源，与纯作物基因组或细菌分离株不同；实际成分/群落比例尚未确定。</w:t>
+        <w:t xml:space="preserve">这组源自蜂蜜的测序RUN补充了食品相关的鸟枪法 DNA 测序。它是一次完整的双端测序RUN，序列量落在来源研究 63次测序RUN的范围内。其参考序列环境包含混合来源，与纯作物基因组或细菌分离株不同；实际成分/群落比例尚未确定。</w:t>
       </w:r>
     </w:p>
     <w:p>
@@ -6354,7 +6354,7 @@
         <w:pStyle w:val="Normal"/>
       </w:pPr>
       <w:r>
-        <w:t xml:space="preserve">数量依据：该数据报告 57 亿个碱基，处于 63 次匹配蜂蜜研究运行中间 80% 的 7.4–61.4 亿个碱基范围内。</w:t>
+        <w:t xml:space="preserve">数量依据：该数据报告 57 亿个碱基，处于 63 次匹配蜂蜜研究RUN中间 80% 的 7.4–61.4 亿个碱基范围内。</w:t>
       </w:r>
     </w:p>
     <w:p>
@@ -6407,7 +6407,7 @@
         <w:pStyle w:val="Normal"/>
       </w:pPr>
       <w:r>
-        <w:t xml:space="preserve">这次无 PCR 的 CHO 基因组测序运行代表工业生产细胞系的基因组组装研究。纳入具名 CHO6262360 样本的一次完整双端运行，报告 67.10 十亿个碱基。这是组装相关的基因组工作负载，不是制造质量控制检测，也不代表整个项目。</w:t>
+        <w:t xml:space="preserve">这次无 PCR 的 CHO 基因组测序RUN代表工业生产细胞系的基因组组装研究。纳入具名 CHO6262360 样本的一次完整双端RUN，报告 67.10 十亿个碱基。这是组装相关的基因组工作负载，不是制造质量控制检测，也不代表整个项目。</w:t>
       </w:r>
     </w:p>
     <w:p>
@@ -6423,7 +6423,7 @@
         <w:pStyle w:val="Normal"/>
       </w:pPr>
       <w:r>
-        <w:t xml:space="preserve">数据量依据：具名的 CHO6262360 双端基因组测序运行报告 67,097,495,750 个碱基。</w:t>
+        <w:t xml:space="preserve">数据量依据：具名的 CHO6262360 双端基因组测序RUN报告 67,097,495,750 个碱基。</w:t>
       </w:r>
     </w:p>
     <w:p>
@@ -6467,7 +6467,7 @@
             <w:color w:val="0563C1"/>
             <w:u w:val="single"/>
           </w:rPr>
-          <w:t xml:space="preserve">CHO6262360 双端基因组测序运行元数据</w:t>
+          <w:t xml:space="preserve">CHO6262360 双端基因组测序RUN元数据</w:t>
         </w:r>
       </w:hyperlink>
       <w:r>
@@ -6479,7 +6479,7 @@
             <w:color w:val="0563C1"/>
             <w:u w:val="single"/>
           </w:rPr>
-          <w:t xml:space="preserve">所选小麦、CITE 和 CHO 测序运行的 ENA 计数、公开日期和文件校验和</w:t>
+          <w:t xml:space="preserve">所选小麦、CITE 和 CHO 测序RUN的 ENA 计数、公开日期和文件校验和</w:t>
         </w:r>
       </w:hyperlink>
     </w:p>
@@ -6525,7 +6525,7 @@
         </w:r>
       </w:hyperlink>
       <w:r>
-        <w:t xml:space="preserve">检查源文件，将每个 gzip 文件分别解压，并记录未压缩 FASTQ 的字节数和 SHA-256。保留名称、序列、质量、顺序和格式；不要合并双端文件、不同测序运行或分块，不要规范化记录，也不要重新压缩准备后的输入。必须通过完整的 gzip CRC/文件结束检查。</w:t>
+        <w:t xml:space="preserve">检查源文件，将每个 gzip 文件分别解压，并记录未压缩 FASTQ 的字节数和 SHA-256。保留名称、序列、质量、顺序和格式；不要合并双端文件、不同测序RUN或分块，不要规范化记录，也不要重新压缩准备后的输入。必须通过完整的 gzip CRC/文件结束检查。</w:t>
       </w:r>
     </w:p>
     <w:p>
@@ -6565,15 +6565,15 @@
         <w:pStyle w:val="Normal"/>
       </w:pPr>
       <w:r>
-        <w:t xml:space="preserve">这里列出 18 个带固定登录号版本的建议参考序列；本项目尚未下载或验证它们。“参考序列”工作表区分了来源页面和拟议的 FASTA 直接下载地址。物种相同并不代表品系、栽培品种或转录本靶标相同；混合群落或标签文库也不会被擅自指定一个单一基因组参考。</w:t>
-      </w:r>
-    </w:p>
-    <w:p>
-      <w:pPr>
-        <w:pStyle w:val="Normal"/>
-      </w:pPr>
-      <w:r>
-        <w:t xml:space="preserve">参考序列 1：Homo sapiens — GRCh38 / </w:t>
+        <w:t xml:space="preserve">这 18 项参考序列于 2026 年 10 月 27 日对照 NCBI 核对。各物种采用 NCBI 当前指定的参考基因组；大肠杆菌输入保留与样本品系相符的 MG1655 参考。SARS-CoV-2 仍使用固定参考 NC_045512.2。当前参考基因组的发布日期可能较早，它不一定是最近提交的组装。“参考序列”工作表和参考序列表列出确切版本、下载地址及可查到的发布者 MD5。本次没有下载 FASTA 文件。同一物种的参考基因组不一定与样本、品种或转录本靶标完全匹配；混合群落和标签文库没有指定单一基因组参考。</w:t>
+      </w:r>
+    </w:p>
+    <w:p>
+      <w:pPr>
+        <w:pStyle w:val="Normal"/>
+      </w:pPr>
+      <w:r>
+        <w:t xml:space="preserve">参考序列 1: Homo sapiens — GRCh38.p14 / </w:t>
       </w:r>
       <w:hyperlink r:id="rId129">
         <w:r>
@@ -6581,19 +6581,19 @@
             <w:color w:val="0563C1"/>
             <w:u w:val="single"/>
           </w:rPr>
-          <w:t xml:space="preserve">GCF_000001405.39</w:t>
-        </w:r>
-      </w:hyperlink>
-      <w:r>
-        <w:t xml:space="preserve">。仅提出同物种参考序列；样本、品系、靶标、contig 是否匹配以及 FASTA 内容均未核实。</w:t>
-      </w:r>
-    </w:p>
-    <w:p>
-      <w:pPr>
-        <w:pStyle w:val="Normal"/>
-      </w:pPr>
-      <w:r>
-        <w:t xml:space="preserve">参考序列 2：Sus scrofa — Sscrofa11.1 / </w:t>
+          <w:t xml:space="preserve">GCF_000001405.40</w:t>
+        </w:r>
+      </w:hyperlink>
+      <w:r>
+        <w:t xml:space="preserve">. 人类参考基因组；尚未检查与各供体的匹配程度。</w:t>
+      </w:r>
+    </w:p>
+    <w:p>
+      <w:pPr>
+        <w:pStyle w:val="Normal"/>
+      </w:pPr>
+      <w:r>
+        <w:t xml:space="preserve">参考序列 2: Sus scrofa — Sscrofa_HxYL_maternal_Yorkshire_Landrace_v2.0 / </w:t>
       </w:r>
       <w:hyperlink r:id="rId130">
         <w:r>
@@ -6601,19 +6601,19 @@
             <w:color w:val="0563C1"/>
             <w:u w:val="single"/>
           </w:rPr>
-          <w:t xml:space="preserve">GCA_000003025.6</w:t>
-        </w:r>
-      </w:hyperlink>
-      <w:r>
-        <w:t xml:space="preserve">。仅提出同物种参考序列；样本、品系、靶标、contig 是否匹配以及 FASTA 内容均未核实。</w:t>
-      </w:r>
-    </w:p>
-    <w:p>
-      <w:pPr>
-        <w:pStyle w:val="Normal"/>
-      </w:pPr>
-      <w:r>
-        <w:t xml:space="preserve">参考序列 3：Mus musculus — GRCm38 / </w:t>
+          <w:t xml:space="preserve">GCF_054392235.1</w:t>
+        </w:r>
+      </w:hyperlink>
+      <w:r>
+        <w:t xml:space="preserve">. Yorkshire/Landrace 猪参考基因组；所选 FASTQ 样本的品种尚未确定。</w:t>
+      </w:r>
+    </w:p>
+    <w:p>
+      <w:pPr>
+        <w:pStyle w:val="Normal"/>
+      </w:pPr>
+      <w:r>
+        <w:t xml:space="preserve">参考序列 3: Mus musculus — GRCm39 / </w:t>
       </w:r>
       <w:hyperlink r:id="rId131">
         <w:r>
@@ -6621,19 +6621,19 @@
             <w:color w:val="0563C1"/>
             <w:u w:val="single"/>
           </w:rPr>
-          <w:t xml:space="preserve">GCF_000001635.24</w:t>
-        </w:r>
-      </w:hyperlink>
-      <w:r>
-        <w:t xml:space="preserve">。为小鼠输入提出同物种基因组参考序列；样本、品系和靶标匹配情况及 FASTA 内容均未核实。对于 Smart-seq2，转录本/补丁等价性及辅助 ERCC 版本也尚未分别核实。</w:t>
-      </w:r>
-    </w:p>
-    <w:p>
-      <w:pPr>
-        <w:pStyle w:val="Normal"/>
-      </w:pPr>
-      <w:r>
-        <w:t xml:space="preserve">参考序列 4：Escherichia coli — ASM584 / </w:t>
+          <w:t xml:space="preserve">GCF_000001635.27</w:t>
+        </w:r>
+      </w:hyperlink>
+      <w:r>
+        <w:t xml:space="preserve">. C57BL/6J 小鼠参考基因组；仍需确认供体亚品系和转录本靶标。ERCC 外源对照需要单独的参考序列。</w:t>
+      </w:r>
+    </w:p>
+    <w:p>
+      <w:pPr>
+        <w:pStyle w:val="Normal"/>
+      </w:pPr>
+      <w:r>
+        <w:t xml:space="preserve">参考序列 4: Escherichia coli str. K-12 substr. MG1655 — ASM584v2 / </w:t>
       </w:r>
       <w:hyperlink r:id="rId132">
         <w:r>
@@ -6645,15 +6645,15 @@
         </w:r>
       </w:hyperlink>
       <w:r>
-        <w:t xml:space="preserve">。仅提出同物种参考序列；样本、品系、靶标、contig 是否匹配以及 FASTA 内容均未核实。</w:t>
-      </w:r>
-    </w:p>
-    <w:p>
-      <w:pPr>
-        <w:pStyle w:val="Normal"/>
-      </w:pPr>
-      <w:r>
-        <w:t xml:space="preserve">参考序列 5：Mycobacterium tuberculosis — ASM19595v2 (H37Rv) / </w:t>
+        <w:t xml:space="preserve">. MG1655 样本使用 MG1655 参考基因组；尚未测量读段与参考的匹配程度。</w:t>
+      </w:r>
+    </w:p>
+    <w:p>
+      <w:pPr>
+        <w:pStyle w:val="Normal"/>
+      </w:pPr>
+      <w:r>
+        <w:t xml:space="preserve">参考序列 5: Mycobacterium tuberculosis H37Rv — ASM19595v2 / </w:t>
       </w:r>
       <w:hyperlink r:id="rId133">
         <w:r>
@@ -6665,15 +6665,15 @@
         </w:r>
       </w:hyperlink>
       <w:r>
-        <w:t xml:space="preserve">。仅提出同物种参考序列；样本、品系、靶标、contig 是否匹配以及 FASTA 内容均未核实。</w:t>
-      </w:r>
-    </w:p>
-    <w:p>
-      <w:pPr>
-        <w:pStyle w:val="Normal"/>
-      </w:pPr>
-      <w:r>
-        <w:t xml:space="preserve">参考序列 6：Solanum tuberosum — SolTub_3.0 / </w:t>
+        <w:t xml:space="preserve">. H37Rv 参考基因组；尚未检查所选样本与该菌株的匹配程度。</w:t>
+      </w:r>
+    </w:p>
+    <w:p>
+      <w:pPr>
+        <w:pStyle w:val="Normal"/>
+      </w:pPr>
+      <w:r>
+        <w:t xml:space="preserve">参考序列 6: Solanum tuberosum — SolTub_3.0 / </w:t>
       </w:r>
       <w:hyperlink r:id="rId134">
         <w:r>
@@ -6681,19 +6681,19 @@
             <w:color w:val="0563C1"/>
             <w:u w:val="single"/>
           </w:rPr>
-          <w:t xml:space="preserve">GCA_000226075.1</w:t>
-        </w:r>
-      </w:hyperlink>
-      <w:r>
-        <w:t xml:space="preserve">。仅提出同物种参考序列；样本、品系、靶标、contig 是否匹配以及 FASTA 内容均未核实。</w:t>
-      </w:r>
-    </w:p>
-    <w:p>
-      <w:pPr>
-        <w:pStyle w:val="Normal"/>
-      </w:pPr>
-      <w:r>
-        <w:t xml:space="preserve">参考序列 7：Saccharomyces cerevisiae — R64 / </w:t>
+          <w:t xml:space="preserve">GCF_000226075.1</w:t>
+        </w:r>
+      </w:hyperlink>
+      <w:r>
+        <w:t xml:space="preserve">. Altus 马铃薯输入使用 DM 1-3 516 R44 参考基因组，两者品种不同。</w:t>
+      </w:r>
+    </w:p>
+    <w:p>
+      <w:pPr>
+        <w:pStyle w:val="Normal"/>
+      </w:pPr>
+      <w:r>
+        <w:t xml:space="preserve">参考序列 7: Saccharomyces cerevisiae S288C — R64 / </w:t>
       </w:r>
       <w:hyperlink r:id="rId135">
         <w:r>
@@ -6705,15 +6705,15 @@
         </w:r>
       </w:hyperlink>
       <w:r>
-        <w:t xml:space="preserve">。仅提出同物种参考序列；样本、品系、靶标、contig 是否匹配以及 FASTA 内容均未核实。</w:t>
-      </w:r>
-    </w:p>
-    <w:p>
-      <w:pPr>
-        <w:pStyle w:val="Normal"/>
-      </w:pPr>
-      <w:r>
-        <w:t xml:space="preserve">参考序列 8：Oryza sativa — ASM1463603v1 / </w:t>
+        <w:t xml:space="preserve">. S288C 酵母参考基因组；尚未检查样本品系是否一致。</w:t>
+      </w:r>
+    </w:p>
+    <w:p>
+      <w:pPr>
+        <w:pStyle w:val="Normal"/>
+      </w:pPr>
+      <w:r>
+        <w:t xml:space="preserve">参考序列 8: Oryza sativa Japonica Group — AGIS1.0 / </w:t>
       </w:r>
       <w:hyperlink r:id="rId136">
         <w:r>
@@ -6721,19 +6721,19 @@
             <w:color w:val="0563C1"/>
             <w:u w:val="single"/>
           </w:rPr>
-          <w:t xml:space="preserve">GCA_014636035.1</w:t>
-        </w:r>
-      </w:hyperlink>
-      <w:r>
-        <w:t xml:space="preserve">。仅提出同物种参考序列；样本、品系、靶标、contig 是否匹配以及 FASTA 内容均未核实。</w:t>
-      </w:r>
-    </w:p>
-    <w:p>
-      <w:pPr>
-        <w:pStyle w:val="Normal"/>
-      </w:pPr>
-      <w:r>
-        <w:t xml:space="preserve">参考序列 9：Arabidopsis thaliana — TAIR10.1 / </w:t>
+          <w:t xml:space="preserve">GCF_034140825.1</w:t>
+        </w:r>
+      </w:hyperlink>
+      <w:r>
+        <w:t xml:space="preserve">. 日本晴粳稻参考基因组；尚未确认两组水稻输入的品种。</w:t>
+      </w:r>
+    </w:p>
+    <w:p>
+      <w:pPr>
+        <w:pStyle w:val="Normal"/>
+      </w:pPr>
+      <w:r>
+        <w:t xml:space="preserve">参考序列 9: Arabidopsis thaliana — TAIR10.1 / </w:t>
       </w:r>
       <w:hyperlink r:id="rId137">
         <w:r>
@@ -6745,15 +6745,15 @@
         </w:r>
       </w:hyperlink>
       <w:r>
-        <w:t xml:space="preserve">。仅提出同物种参考序列；样本、品系、靶标、contig 是否匹配以及 FASTA 内容均未核实。</w:t>
-      </w:r>
-    </w:p>
-    <w:p>
-      <w:pPr>
-        <w:pStyle w:val="Normal"/>
-      </w:pPr>
-      <w:r>
-        <w:t xml:space="preserve">参考序列 10：Zea mays — Zm-B73-REFERENCE-NAM-5.0 / </w:t>
+        <w:t xml:space="preserve">. Columbia 拟南芥参考基因组；尚未检查样本和靶标的匹配程度。</w:t>
+      </w:r>
+    </w:p>
+    <w:p>
+      <w:pPr>
+        <w:pStyle w:val="Normal"/>
+      </w:pPr>
+      <w:r>
+        <w:t xml:space="preserve">参考序列 10: Zea mays — Zm-B73-REFERENCE-NAM-5.0 / </w:t>
       </w:r>
       <w:hyperlink r:id="rId138">
         <w:r>
@@ -6761,19 +6761,19 @@
             <w:color w:val="0563C1"/>
             <w:u w:val="single"/>
           </w:rPr>
-          <w:t xml:space="preserve">GCA_902167145.1</w:t>
-        </w:r>
-      </w:hyperlink>
-      <w:r>
-        <w:t xml:space="preserve">。为 SW1611 提出同物种但不同自交系的 B73 参考序列。样本、栽培品种和 contig 是否匹配，以及 FASTA 内容均未核实。</w:t>
-      </w:r>
-    </w:p>
-    <w:p>
-      <w:pPr>
-        <w:pStyle w:val="Normal"/>
-      </w:pPr>
-      <w:r>
-        <w:t xml:space="preserve">参考序列 11：Penaeus vannamei — ASM4276789v1 / </w:t>
+          <w:t xml:space="preserve">GCF_902167145.1</w:t>
+        </w:r>
+      </w:hyperlink>
+      <w:r>
+        <w:t xml:space="preserve">. SW1611 玉米读段使用 B73 参考基因组，两者自交系不同。</w:t>
+      </w:r>
+    </w:p>
+    <w:p>
+      <w:pPr>
+        <w:pStyle w:val="Normal"/>
+      </w:pPr>
+      <w:r>
+        <w:t xml:space="preserve">参考序列 11: Penaeus vannamei — ASM4276789v1 / </w:t>
       </w:r>
       <w:hyperlink r:id="rId139">
         <w:r>
@@ -6785,15 +6785,15 @@
         </w:r>
       </w:hyperlink>
       <w:r>
-        <w:t xml:space="preserve">。仅提出同物种参考序列；样本、品系、靶标、contig 是否匹配以及 FASTA 内容均未核实。</w:t>
-      </w:r>
-    </w:p>
-    <w:p>
-      <w:pPr>
-        <w:pStyle w:val="Normal"/>
-      </w:pPr>
-      <w:r>
-        <w:t xml:space="preserve">参考序列 12：Gallus gallus — bGalGal1.mat.broiler.GRCg7b / </w:t>
+        <w:t xml:space="preserve">. JL-2024 南美白对虾参考基因组；尚未检查与所选样本的匹配程度。</w:t>
+      </w:r>
+    </w:p>
+    <w:p>
+      <w:pPr>
+        <w:pStyle w:val="Normal"/>
+      </w:pPr>
+      <w:r>
+        <w:t xml:space="preserve">参考序列 12: Gallus gallus — bGalGal1.mat.broiler.GRCg7b / </w:t>
       </w:r>
       <w:hyperlink r:id="rId140">
         <w:r>
@@ -6801,19 +6801,19 @@
             <w:color w:val="0563C1"/>
             <w:u w:val="single"/>
           </w:rPr>
-          <w:t xml:space="preserve">GCA_016699485.1</w:t>
-        </w:r>
-      </w:hyperlink>
-      <w:r>
-        <w:t xml:space="preserve">。仅提出同物种参考序列；样本、品系、靶标、contig 是否匹配以及 FASTA 内容均未核实。</w:t>
-      </w:r>
-    </w:p>
-    <w:p>
-      <w:pPr>
-        <w:pStyle w:val="Normal"/>
-      </w:pPr>
-      <w:r>
-        <w:t xml:space="preserve">参考序列 13：Drosophila melanogaster — Release 6 plus ISO1 MT / </w:t>
+          <w:t xml:space="preserve">GCF_016699485.2</w:t>
+        </w:r>
+      </w:hyperlink>
+      <w:r>
+        <w:t xml:space="preserve">. 肉鸡母系参考基因组；尚未检查与所选蛋鸡样本的匹配程度。</w:t>
+      </w:r>
+    </w:p>
+    <w:p>
+      <w:pPr>
+        <w:pStyle w:val="Normal"/>
+      </w:pPr>
+      <w:r>
+        <w:t xml:space="preserve">参考序列 13: Drosophila melanogaster — Release 6 plus ISO1 MT / </w:t>
       </w:r>
       <w:hyperlink r:id="rId141">
         <w:r>
@@ -6825,15 +6825,15 @@
         </w:r>
       </w:hyperlink>
       <w:r>
-        <w:t xml:space="preserve">。仅提出同物种参考序列；样本、品系、靶标、contig 是否匹配以及 FASTA 内容均未核实。</w:t>
-      </w:r>
-    </w:p>
-    <w:p>
-      <w:pPr>
-        <w:pStyle w:val="Normal"/>
-      </w:pPr>
-      <w:r>
-        <w:t xml:space="preserve">参考序列 14：Severe acute respiratory syndrome coronavirus 2 — NC_045512.2 / </w:t>
+        <w:t xml:space="preserve">. 果蝇参考基因组；尚未检查与所选样本的匹配程度。</w:t>
+      </w:r>
+    </w:p>
+    <w:p>
+      <w:pPr>
+        <w:pStyle w:val="Normal"/>
+      </w:pPr>
+      <w:r>
+        <w:t xml:space="preserve">参考序列 14: Severe acute respiratory syndrome coronavirus 2 — NC_045512.2 / </w:t>
       </w:r>
       <w:hyperlink r:id="rId142">
         <w:r>
@@ -6845,15 +6845,15 @@
         </w:r>
       </w:hyperlink>
       <w:r>
-        <w:t xml:space="preserve">。按相同生物名称提出的参考序列；尚未测试分离株、变体和靶标是否兼容。</w:t>
-      </w:r>
-    </w:p>
-    <w:p>
-      <w:pPr>
-        <w:pStyle w:val="Normal"/>
-      </w:pPr>
-      <w:r>
-        <w:t xml:space="preserve">参考序列 15：Picea abies — Pabies01 / </w:t>
+        <w:t xml:space="preserve">. 固定使用 Wuhan-Hu-1 参考；尚未检查与所选样本及靶标的匹配程度。</w:t>
+      </w:r>
+    </w:p>
+    <w:p>
+      <w:pPr>
+        <w:pStyle w:val="Normal"/>
+      </w:pPr>
+      <w:r>
+        <w:t xml:space="preserve">参考序列 15: Picea abies — Pabies01 / </w:t>
       </w:r>
       <w:hyperlink r:id="rId143">
         <w:r>
@@ -6865,15 +6865,15 @@
         </w:r>
       </w:hyperlink>
       <w:r>
-        <w:t xml:space="preserve">。提出的同物种组装版本；样本、品系、栽培品种和靶标匹配情况及 FASTA 内容均未核实。</w:t>
-      </w:r>
-    </w:p>
-    <w:p>
-      <w:pPr>
-        <w:pStyle w:val="Normal"/>
-      </w:pPr>
-      <w:r>
-        <w:t xml:space="preserve">参考序列 16：Chenopodium quinoa — ASM168347v1 / </w:t>
+        <w:t xml:space="preserve">. 挪威云杉靶向输入使用同物种参考基因组；尚未检查样本和靶标的匹配程度。</w:t>
+      </w:r>
+    </w:p>
+    <w:p>
+      <w:pPr>
+        <w:pStyle w:val="Normal"/>
+      </w:pPr>
+      <w:r>
+        <w:t xml:space="preserve">参考序列 16: Chenopodium quinoa — ASM168347v1 / </w:t>
       </w:r>
       <w:hyperlink r:id="rId144">
         <w:r>
@@ -6885,15 +6885,15 @@
         </w:r>
       </w:hyperlink>
       <w:r>
-        <w:t xml:space="preserve">。提出的同物种组装版本；样本、品系、栽培品种和靶标匹配情况及 FASTA 内容均未核实。</w:t>
-      </w:r>
-    </w:p>
-    <w:p>
-      <w:pPr>
-        <w:pStyle w:val="Normal"/>
-      </w:pPr>
-      <w:r>
-        <w:t xml:space="preserve">参考序列 17：Cricetulus griseus — CriGri-PICRH-1.0 / </w:t>
+        <w:t xml:space="preserve">. QQ74 藜麦参考基因组；尚未检查样本品种是否一致。</w:t>
+      </w:r>
+    </w:p>
+    <w:p>
+      <w:pPr>
+        <w:pStyle w:val="Normal"/>
+      </w:pPr>
+      <w:r>
+        <w:t xml:space="preserve">参考序列 17: Cricetulus griseus — CriGri-PICRH-1.0 / </w:t>
       </w:r>
       <w:hyperlink r:id="rId145">
         <w:r>
@@ -6905,15 +6905,15 @@
         </w:r>
       </w:hyperlink>
       <w:r>
-        <w:t xml:space="preserve">。提出的同物种组装版本；样本、品系、栽培品种和靶标匹配情况及 FASTA 内容均未核实。</w:t>
-      </w:r>
-    </w:p>
-    <w:p>
-      <w:pPr>
-        <w:pStyle w:val="Normal"/>
-      </w:pPr>
-      <w:r>
-        <w:t xml:space="preserve">fa 18：Triticum aestivum，Renan 栽培品种 — Triticum_aestivum_Renan_v2.1 / </w:t>
+        <w:t xml:space="preserve">. CHO 输入使用 17A/GY 中国仓鼠参考基因组；尚未测量细胞系差异。</w:t>
+      </w:r>
+    </w:p>
+    <w:p>
+      <w:pPr>
+        <w:pStyle w:val="Normal"/>
+      </w:pPr>
+      <w:r>
+        <w:t xml:space="preserve">参考序列 18: Triticum aestivum — IWGSC CS RefSeq v2.1 / </w:t>
       </w:r>
       <w:hyperlink r:id="rId146">
         <w:r>
@@ -6921,19 +6921,19 @@
             <w:color w:val="0563C1"/>
             <w:u w:val="single"/>
           </w:rPr>
-          <w:t xml:space="preserve">GCA_937894285.1</w:t>
-        </w:r>
-      </w:hyperlink>
-      <w:r>
-        <w:t xml:space="preserve">。同物种、不同栽培品种：为 Thatcher 小麦读段建议使用 Renan 组装；是否精确匹配尚未核实。</w:t>
-      </w:r>
-    </w:p>
-    <w:p>
-      <w:pPr>
-        <w:pStyle w:val="Normal"/>
-      </w:pPr>
-      <w:r>
-        <w:t xml:space="preserve">Renan GCA_937894285.1 是为 Thatcher 小麦读段提出的同物种、不同栽培品种参考序列。解释 CITE 标签或建立自定义参考时，可能需要标签定义以及空间掩膜/坐标；但对所提供 FASTQ 进行精确压缩和还原并不需要这些信息。分类表是辅助文件，不是基因组参考序列。</w:t>
+          <w:t xml:space="preserve">GCF_018294505.1</w:t>
+        </w:r>
+      </w:hyperlink>
+      <w:r>
+        <w:t xml:space="preserve">. Thatcher 小麦读段使用中国春参考基因组，两者品种不同。</w:t>
+      </w:r>
+    </w:p>
+    <w:p>
+      <w:pPr>
+        <w:pStyle w:val="Normal"/>
+      </w:pPr>
+      <w:r>
+        <w:t xml:space="preserve">中国春参考基因组与 Thatcher 小麦来自不同品种。CITE 标签定义、空间掩膜和分类表属于另行记录的辅助文件。</w:t>
       </w:r>
     </w:p>
     <w:p>
@@ -6949,7 +6949,7 @@
         <w:pStyle w:val="Normal"/>
       </w:pPr>
       <w:r>
-        <w:t xml:space="preserve">以下列出全部入选文件。每次双端测序运行的两个读段端应分别保留为 FASTQ。一个 BAM 和一个单文件 CNGB 输入单独列出。文件名和 URL 均照目录原值记录。</w:t>
+        <w:t xml:space="preserve">以下列出全部入选文件。每次双端测序RUN的两个读段端应分别保留为 FASTQ。一个 BAM 和一个单文件 CNGB 输入单独列出。文件名和 URL 均照目录原值记录。</w:t>
       </w:r>
     </w:p>
     <w:tbl>
@@ -6993,7 +6993,7 @@
               <w:pStyle w:val="TableText"/>
             </w:pPr>
             <w:r>
-              <w:t xml:space="preserve">运行/来源</w:t>
+              <w:t xml:space="preserve">RUN/来源</w:t>
             </w:r>
           </w:p>
         </w:tc>
